--- a/00-首页/题组Word/习题书/第一篇-化学原理/2-化学平衡-学生版.docx
+++ b/00-首页/题组Word/习题书/第一篇-化学原理/2-化学平衡-学生版.docx
@@ -4965,6 +4965,7 @@
     <w:p>
       <w:pPr>
         <w:pStyle w:val="FirstParagraph"/>
+        <w:spacing w:after="80"/>
       </w:pPr>
       <w:r>
         <w:rPr>
@@ -5049,415 +5050,461 @@
         <w:t xml:space="preserve">。</w:t>
       </w:r>
     </w:p>
-    <w:p>
-      <w:pPr>
-        <w:pStyle w:val="BodyText"/>
-      </w:pPr>
-      <m:oMath>
-        <m:oMathPr>
-          <m:ctrlPr>
-            <w:rPr>
-              <w:sz w:val="28"/>
-              <w:szCs w:val="28"/>
-            </w:rPr>
-          </m:ctrlPr>
-        </m:oMathPr>
-        <m:r>
-          <m:t>C</m:t>
-        </m:r>
-        <m:sSub>
-          <m:e>
-            <m:r>
-              <m:t>H</m:t>
-            </m:r>
-          </m:e>
-          <m:sub>
-            <m:r>
-              <m:t>3</m:t>
-            </m:r>
-          </m:sub>
-        </m:sSub>
-        <m:r>
-          <m:t>O</m:t>
-        </m:r>
-        <m:r>
-          <m:t>H</m:t>
-        </m:r>
-        <m:r>
-          <m:rPr>
-            <m:sty m:val="p"/>
-          </m:rPr>
-          <m:t>(</m:t>
-        </m:r>
-        <m:r>
-          <m:t>g</m:t>
-        </m:r>
-        <m:r>
-          <m:rPr>
-            <m:sty m:val="p"/>
-          </m:rPr>
-          <m:t>)</m:t>
-        </m:r>
-      </m:oMath>
-      <w:r>
-        <w:rPr>
-          <w:rFonts w:ascii="Times New Roman" w:hAnsi="Times New Roman" w:eastAsia="Times New Roman" w:cs="Times New Roman"/>
-        </w:rPr>
-        <w:t xml:space="preserve">​</w:t>
-      </w:r>
-    </w:p>
-    <w:p>
-      <w:pPr>
-        <w:pStyle w:val="BodyText"/>
-      </w:pPr>
-      <w:r>
-        <w:rPr>
-          <w:rFonts w:ascii="Times New Roman" w:hAnsi="Times New Roman" w:eastAsia="Times New Roman" w:cs="Times New Roman"/>
-        </w:rPr>
-        <w:t xml:space="preserve">CO(g)</w:t>
-      </w:r>
-    </w:p>
-    <w:p>
-      <w:pPr>
-        <w:pStyle w:val="BodyText"/>
-      </w:pPr>
-      <m:oMath>
-        <m:oMathPr>
-          <m:ctrlPr>
-            <w:rPr>
-              <w:sz w:val="28"/>
-              <w:szCs w:val="28"/>
-            </w:rPr>
-          </m:ctrlPr>
-        </m:oMathPr>
-        <m:r>
-          <m:t>C</m:t>
-        </m:r>
-        <m:sSub>
-          <m:e>
-            <m:r>
-              <m:t>H</m:t>
-            </m:r>
-          </m:e>
-          <m:sub>
-            <m:r>
-              <m:t>3</m:t>
-            </m:r>
-          </m:sub>
-        </m:sSub>
-        <m:r>
-          <m:t>C</m:t>
-        </m:r>
-        <m:r>
-          <m:t>O</m:t>
-        </m:r>
-        <m:r>
-          <m:t>O</m:t>
-        </m:r>
-        <m:r>
-          <m:t>H</m:t>
-        </m:r>
-        <m:r>
-          <m:rPr>
-            <m:sty m:val="p"/>
-          </m:rPr>
-          <m:t>(</m:t>
-        </m:r>
-        <m:r>
-          <m:t>g</m:t>
-        </m:r>
-        <m:r>
-          <m:rPr>
-            <m:sty m:val="p"/>
-          </m:rPr>
-          <m:t>)</m:t>
-        </m:r>
-      </m:oMath>
-      <w:r>
-        <w:rPr>
-          <w:rFonts w:ascii="Times New Roman" w:hAnsi="Times New Roman" w:eastAsia="Times New Roman" w:cs="Times New Roman"/>
-        </w:rPr>
-        <w:t xml:space="preserve">​</w:t>
-      </w:r>
-    </w:p>
-    <w:p>
-      <w:pPr>
-        <w:pStyle w:val="BodyText"/>
-      </w:pPr>
-      <m:oMath>
-        <m:oMathPr>
-          <m:ctrlPr>
-            <w:rPr>
-              <w:sz w:val="28"/>
-              <w:szCs w:val="28"/>
-            </w:rPr>
-          </m:ctrlPr>
-        </m:oMathPr>
-        <m:r>
-          <m:rPr>
-            <m:sty m:val="p"/>
-          </m:rPr>
-          <m:t>Δ</m:t>
-        </m:r>
-        <m:sSubSup>
-          <m:e>
-            <m:r>
-              <m:t>H</m:t>
-            </m:r>
-          </m:e>
-          <m:sub>
-            <m:r>
-              <m:t>f</m:t>
-            </m:r>
-          </m:sub>
-          <m:sup>
-            <m:r>
-              <m:rPr>
-                <m:sty m:val="p"/>
-              </m:rPr>
-              <m:t>⊖</m:t>
-            </m:r>
-          </m:sup>
-        </m:sSubSup>
-        <m:r>
-          <m:rPr>
-            <m:sty m:val="p"/>
-          </m:rPr>
-          <m:t>/</m:t>
-        </m:r>
-        <m:r>
-          <m:rPr>
-            <m:sty m:val="p"/>
-          </m:rPr>
-          <m:t>(</m:t>
-        </m:r>
-        <m:r>
-          <m:t>k</m:t>
-        </m:r>
-        <m:r>
-          <m:t>J</m:t>
-        </m:r>
-        <m:r>
-          <m:rPr>
-            <m:sty m:val="p"/>
-          </m:rPr>
-          <m:t>·</m:t>
-        </m:r>
-        <m:r>
-          <m:t>m</m:t>
-        </m:r>
-        <m:r>
-          <m:t>o</m:t>
-        </m:r>
-        <m:sSup>
-          <m:e>
-            <m:r>
-              <m:t>l</m:t>
-            </m:r>
-          </m:e>
-          <m:sup>
-            <m:r>
-              <m:rPr>
-                <m:sty m:val="p"/>
-              </m:rPr>
-              <m:t>−</m:t>
-            </m:r>
-            <m:r>
-              <m:t>1</m:t>
-            </m:r>
-          </m:sup>
-        </m:sSup>
-        <m:r>
-          <m:rPr>
-            <m:sty m:val="p"/>
-          </m:rPr>
-          <m:t>)</m:t>
-        </m:r>
-      </m:oMath>
-      <w:r>
-        <w:rPr>
-          <w:rFonts w:ascii="Times New Roman" w:hAnsi="Times New Roman" w:eastAsia="Times New Roman" w:cs="Times New Roman"/>
-        </w:rPr>
-        <w:t xml:space="preserve">​</w:t>
-      </w:r>
-    </w:p>
-    <w:p>
-      <w:pPr>
-        <w:pStyle w:val="BodyText"/>
-      </w:pPr>
-      <w:r>
-        <w:rPr>
-          <w:rFonts w:ascii="Times New Roman" w:hAnsi="Times New Roman" w:eastAsia="Times New Roman" w:cs="Times New Roman"/>
-        </w:rPr>
-        <w:t xml:space="preserve">-200.8</w:t>
-      </w:r>
-    </w:p>
-    <w:p>
-      <w:pPr>
-        <w:pStyle w:val="BodyText"/>
-      </w:pPr>
-      <w:r>
-        <w:rPr>
-          <w:rFonts w:ascii="Times New Roman" w:hAnsi="Times New Roman" w:eastAsia="Times New Roman" w:cs="Times New Roman"/>
-        </w:rPr>
-        <w:t xml:space="preserve">-110.5</w:t>
-      </w:r>
-    </w:p>
-    <w:p>
-      <w:pPr>
-        <w:pStyle w:val="BodyText"/>
-      </w:pPr>
-      <w:r>
-        <w:rPr>
-          <w:rFonts w:ascii="Times New Roman" w:hAnsi="Times New Roman" w:eastAsia="Times New Roman" w:cs="Times New Roman"/>
-        </w:rPr>
-        <w:t xml:space="preserve">-435</w:t>
-      </w:r>
-    </w:p>
-    <w:p>
-      <w:pPr>
-        <w:pStyle w:val="BodyText"/>
-      </w:pPr>
-      <m:oMath>
-        <m:oMathPr>
-          <m:ctrlPr>
-            <w:rPr>
-              <w:sz w:val="28"/>
-              <w:szCs w:val="28"/>
-            </w:rPr>
-          </m:ctrlPr>
-        </m:oMathPr>
-        <m:sSup>
-          <m:e>
-            <m:r>
-              <m:t>S</m:t>
-            </m:r>
-          </m:e>
-          <m:sup>
-            <m:r>
-              <m:rPr>
-                <m:sty m:val="p"/>
-              </m:rPr>
-              <m:t>⊖</m:t>
-            </m:r>
-          </m:sup>
-        </m:sSup>
-        <m:r>
-          <m:rPr>
-            <m:sty m:val="p"/>
-          </m:rPr>
-          <m:t>/</m:t>
-        </m:r>
-        <m:r>
-          <m:rPr>
-            <m:sty m:val="p"/>
-          </m:rPr>
-          <m:t>(</m:t>
-        </m:r>
-        <m:r>
-          <m:t>J</m:t>
-        </m:r>
-        <m:r>
-          <m:rPr>
-            <m:sty m:val="p"/>
-          </m:rPr>
-          <m:t>·</m:t>
-        </m:r>
-        <m:r>
-          <m:t>m</m:t>
-        </m:r>
-        <m:r>
-          <m:t>o</m:t>
-        </m:r>
-        <m:sSup>
-          <m:e>
-            <m:r>
-              <m:t>l</m:t>
-            </m:r>
-          </m:e>
-          <m:sup>
-            <m:r>
-              <m:rPr>
-                <m:sty m:val="p"/>
-              </m:rPr>
-              <m:t>−</m:t>
-            </m:r>
-            <m:r>
-              <m:t>1</m:t>
-            </m:r>
-          </m:sup>
-        </m:sSup>
-        <m:r>
-          <m:rPr>
-            <m:sty m:val="p"/>
-          </m:rPr>
-          <m:t>·</m:t>
-        </m:r>
-        <m:sSup>
-          <m:e>
-            <m:r>
-              <m:t>K</m:t>
-            </m:r>
-          </m:e>
-          <m:sup>
-            <m:r>
-              <m:rPr>
-                <m:sty m:val="p"/>
-              </m:rPr>
-              <m:t>−</m:t>
-            </m:r>
-            <m:r>
-              <m:t>1</m:t>
-            </m:r>
-          </m:sup>
-        </m:sSup>
-        <m:r>
-          <m:rPr>
-            <m:sty m:val="p"/>
-          </m:rPr>
-          <m:t>)</m:t>
-        </m:r>
-      </m:oMath>
-      <w:r>
-        <w:rPr>
-          <w:rFonts w:ascii="Times New Roman" w:hAnsi="Times New Roman" w:eastAsia="Times New Roman" w:cs="Times New Roman"/>
-        </w:rPr>
-        <w:t xml:space="preserve">​</w:t>
-      </w:r>
-    </w:p>
-    <w:p>
-      <w:pPr>
-        <w:pStyle w:val="BodyText"/>
-      </w:pPr>
-      <w:r>
-        <w:rPr>
-          <w:rFonts w:ascii="Times New Roman" w:hAnsi="Times New Roman" w:eastAsia="Times New Roman" w:cs="Times New Roman"/>
-        </w:rPr>
-        <w:t xml:space="preserve">+238</w:t>
-      </w:r>
-    </w:p>
-    <w:p>
-      <w:pPr>
-        <w:pStyle w:val="BodyText"/>
-      </w:pPr>
-      <w:r>
-        <w:rPr>
-          <w:rFonts w:ascii="Times New Roman" w:hAnsi="Times New Roman" w:eastAsia="Times New Roman" w:cs="Times New Roman"/>
-        </w:rPr>
-        <w:t xml:space="preserve">+198</w:t>
-      </w:r>
-    </w:p>
-    <w:p>
-      <w:pPr>
-        <w:pStyle w:val="BodyText"/>
-      </w:pPr>
-      <w:r>
-        <w:rPr>
-          <w:rFonts w:ascii="Times New Roman" w:hAnsi="Times New Roman" w:eastAsia="Times New Roman" w:cs="Times New Roman"/>
-        </w:rPr>
-        <w:t xml:space="preserve">+293</w:t>
-      </w:r>
-    </w:p>
+    <w:tbl>
+      <w:tblPr>
+        <w:tblStyle w:val="Table"/>
+        <w:tblW w:type="auto" w:w="0"/>
+        <w:tblLook w:firstRow="1" w:lastRow="0" w:firstColumn="0" w:lastColumn="0" w:noHBand="0" w:noVBand="0" w:val="0020"/>
+      </w:tblPr>
+      <w:tblGrid>
+        <w:gridCol w:w="1980"/>
+        <w:gridCol w:w="1980"/>
+        <w:gridCol w:w="1980"/>
+        <w:gridCol w:w="1980"/>
+      </w:tblGrid>
+      <w:tr>
+        <w:trPr>
+          <w:tblHeader w:val="on"/>
+        </w:trPr>
+        <w:tc>
+          <w:tcPr/>
+          <w:p>
+            <w:pPr>
+              <w:pStyle w:val="Compact"/>
+              <w:jc w:val="center"/>
+            </w:pPr>
+          </w:p>
+        </w:tc>
+        <w:tc>
+          <w:tcPr/>
+          <w:p>
+            <w:pPr>
+              <w:pStyle w:val="Compact"/>
+              <w:jc w:val="center"/>
+            </w:pPr>
+            <m:oMath>
+              <m:r>
+                <m:t>C</m:t>
+              </m:r>
+              <m:sSub>
+                <m:e>
+                  <m:r>
+                    <m:t>H</m:t>
+                  </m:r>
+                </m:e>
+                <m:sub>
+                  <m:r>
+                    <m:t>3</m:t>
+                  </m:r>
+                </m:sub>
+              </m:sSub>
+              <m:r>
+                <m:t>O</m:t>
+              </m:r>
+              <m:r>
+                <m:t>H</m:t>
+              </m:r>
+              <m:r>
+                <m:rPr>
+                  <m:sty m:val="p"/>
+                </m:rPr>
+                <m:t>(</m:t>
+              </m:r>
+              <m:r>
+                <m:t>g</m:t>
+              </m:r>
+              <m:r>
+                <m:rPr>
+                  <m:sty m:val="p"/>
+                </m:rPr>
+                <m:t>)</m:t>
+              </m:r>
+            </m:oMath>
+            <w:r>
+              <w:rPr>
+                <w:rFonts w:ascii="Times New Roman" w:hAnsi="Times New Roman" w:eastAsia="Times New Roman" w:cs="Times New Roman"/>
+                <w:b/>
+              </w:rPr>
+              <w:t xml:space="preserve">​</w:t>
+            </w:r>
+          </w:p>
+        </w:tc>
+        <w:tc>
+          <w:tcPr/>
+          <w:p>
+            <w:pPr>
+              <w:pStyle w:val="Compact"/>
+              <w:jc w:val="center"/>
+            </w:pPr>
+            <w:r>
+              <w:rPr>
+                <w:rFonts w:ascii="Times New Roman" w:hAnsi="Times New Roman" w:eastAsia="Times New Roman" w:cs="Times New Roman"/>
+                <w:b/>
+              </w:rPr>
+              <w:t xml:space="preserve">CO(g)</w:t>
+            </w:r>
+          </w:p>
+        </w:tc>
+        <w:tc>
+          <w:tcPr/>
+          <w:p>
+            <w:pPr>
+              <w:pStyle w:val="Compact"/>
+              <w:jc w:val="center"/>
+            </w:pPr>
+            <m:oMath>
+              <m:r>
+                <m:t>C</m:t>
+              </m:r>
+              <m:sSub>
+                <m:e>
+                  <m:r>
+                    <m:t>H</m:t>
+                  </m:r>
+                </m:e>
+                <m:sub>
+                  <m:r>
+                    <m:t>3</m:t>
+                  </m:r>
+                </m:sub>
+              </m:sSub>
+              <m:r>
+                <m:t>C</m:t>
+              </m:r>
+              <m:r>
+                <m:t>O</m:t>
+              </m:r>
+              <m:r>
+                <m:t>O</m:t>
+              </m:r>
+              <m:r>
+                <m:t>H</m:t>
+              </m:r>
+              <m:r>
+                <m:rPr>
+                  <m:sty m:val="p"/>
+                </m:rPr>
+                <m:t>(</m:t>
+              </m:r>
+              <m:r>
+                <m:t>g</m:t>
+              </m:r>
+              <m:r>
+                <m:rPr>
+                  <m:sty m:val="p"/>
+                </m:rPr>
+                <m:t>)</m:t>
+              </m:r>
+            </m:oMath>
+            <w:r>
+              <w:rPr>
+                <w:rFonts w:ascii="Times New Roman" w:hAnsi="Times New Roman" w:eastAsia="Times New Roman" w:cs="Times New Roman"/>
+                <w:b/>
+              </w:rPr>
+              <w:t xml:space="preserve">​</w:t>
+            </w:r>
+          </w:p>
+        </w:tc>
+      </w:tr>
+      <w:tr>
+        <w:tc>
+          <w:tcPr/>
+          <w:p>
+            <w:pPr>
+              <w:pStyle w:val="Compact"/>
+              <w:jc w:val="center"/>
+            </w:pPr>
+            <m:oMath>
+              <m:r>
+                <m:rPr>
+                  <m:sty m:val="p"/>
+                </m:rPr>
+                <m:t>Δ</m:t>
+              </m:r>
+              <m:sSubSup>
+                <m:e>
+                  <m:r>
+                    <m:t>H</m:t>
+                  </m:r>
+                </m:e>
+                <m:sub>
+                  <m:r>
+                    <m:t>f</m:t>
+                  </m:r>
+                </m:sub>
+                <m:sup>
+                  <m:r>
+                    <m:rPr>
+                      <m:sty m:val="p"/>
+                    </m:rPr>
+                    <m:t>⊖</m:t>
+                  </m:r>
+                </m:sup>
+              </m:sSubSup>
+              <m:r>
+                <m:rPr>
+                  <m:sty m:val="p"/>
+                </m:rPr>
+                <m:t>/</m:t>
+              </m:r>
+              <m:r>
+                <m:rPr>
+                  <m:sty m:val="p"/>
+                </m:rPr>
+                <m:t>(</m:t>
+              </m:r>
+              <m:r>
+                <m:t>k</m:t>
+              </m:r>
+              <m:r>
+                <m:t>J</m:t>
+              </m:r>
+              <m:r>
+                <m:rPr>
+                  <m:sty m:val="p"/>
+                </m:rPr>
+                <m:t>·</m:t>
+              </m:r>
+              <m:r>
+                <m:t>m</m:t>
+              </m:r>
+              <m:r>
+                <m:t>o</m:t>
+              </m:r>
+              <m:sSup>
+                <m:e>
+                  <m:r>
+                    <m:t>l</m:t>
+                  </m:r>
+                </m:e>
+                <m:sup>
+                  <m:r>
+                    <m:rPr>
+                      <m:sty m:val="p"/>
+                    </m:rPr>
+                    <m:t>−</m:t>
+                  </m:r>
+                  <m:r>
+                    <m:t>1</m:t>
+                  </m:r>
+                </m:sup>
+              </m:sSup>
+              <m:r>
+                <m:rPr>
+                  <m:sty m:val="p"/>
+                </m:rPr>
+                <m:t>)</m:t>
+              </m:r>
+            </m:oMath>
+            <w:r>
+              <w:rPr>
+                <w:rFonts w:ascii="Times New Roman" w:hAnsi="Times New Roman" w:eastAsia="Times New Roman" w:cs="Times New Roman"/>
+              </w:rPr>
+              <w:t xml:space="preserve">​</w:t>
+            </w:r>
+          </w:p>
+        </w:tc>
+        <w:tc>
+          <w:tcPr/>
+          <w:p>
+            <w:pPr>
+              <w:pStyle w:val="Compact"/>
+              <w:jc w:val="center"/>
+            </w:pPr>
+            <w:r>
+              <w:rPr>
+                <w:rFonts w:ascii="Times New Roman" w:hAnsi="Times New Roman" w:eastAsia="Times New Roman" w:cs="Times New Roman"/>
+              </w:rPr>
+              <w:t xml:space="preserve">-200.8</w:t>
+            </w:r>
+          </w:p>
+        </w:tc>
+        <w:tc>
+          <w:tcPr/>
+          <w:p>
+            <w:pPr>
+              <w:pStyle w:val="Compact"/>
+              <w:jc w:val="center"/>
+            </w:pPr>
+            <w:r>
+              <w:rPr>
+                <w:rFonts w:ascii="Times New Roman" w:hAnsi="Times New Roman" w:eastAsia="Times New Roman" w:cs="Times New Roman"/>
+              </w:rPr>
+              <w:t xml:space="preserve">-110.5</w:t>
+            </w:r>
+          </w:p>
+        </w:tc>
+        <w:tc>
+          <w:tcPr/>
+          <w:p>
+            <w:pPr>
+              <w:pStyle w:val="Compact"/>
+              <w:jc w:val="center"/>
+            </w:pPr>
+            <w:r>
+              <w:rPr>
+                <w:rFonts w:ascii="Times New Roman" w:hAnsi="Times New Roman" w:eastAsia="Times New Roman" w:cs="Times New Roman"/>
+              </w:rPr>
+              <w:t xml:space="preserve">-435</w:t>
+            </w:r>
+          </w:p>
+        </w:tc>
+      </w:tr>
+      <w:tr>
+        <w:tc>
+          <w:tcPr/>
+          <w:p>
+            <w:pPr>
+              <w:pStyle w:val="Compact"/>
+              <w:jc w:val="center"/>
+            </w:pPr>
+            <m:oMath>
+              <m:sSup>
+                <m:e>
+                  <m:r>
+                    <m:t>S</m:t>
+                  </m:r>
+                </m:e>
+                <m:sup>
+                  <m:r>
+                    <m:rPr>
+                      <m:sty m:val="p"/>
+                    </m:rPr>
+                    <m:t>⊖</m:t>
+                  </m:r>
+                </m:sup>
+              </m:sSup>
+              <m:r>
+                <m:rPr>
+                  <m:sty m:val="p"/>
+                </m:rPr>
+                <m:t>/</m:t>
+              </m:r>
+              <m:r>
+                <m:rPr>
+                  <m:sty m:val="p"/>
+                </m:rPr>
+                <m:t>(</m:t>
+              </m:r>
+              <m:r>
+                <m:t>J</m:t>
+              </m:r>
+              <m:r>
+                <m:rPr>
+                  <m:sty m:val="p"/>
+                </m:rPr>
+                <m:t>·</m:t>
+              </m:r>
+              <m:r>
+                <m:t>m</m:t>
+              </m:r>
+              <m:r>
+                <m:t>o</m:t>
+              </m:r>
+              <m:sSup>
+                <m:e>
+                  <m:r>
+                    <m:t>l</m:t>
+                  </m:r>
+                </m:e>
+                <m:sup>
+                  <m:r>
+                    <m:rPr>
+                      <m:sty m:val="p"/>
+                    </m:rPr>
+                    <m:t>−</m:t>
+                  </m:r>
+                  <m:r>
+                    <m:t>1</m:t>
+                  </m:r>
+                </m:sup>
+              </m:sSup>
+              <m:r>
+                <m:rPr>
+                  <m:sty m:val="p"/>
+                </m:rPr>
+                <m:t>·</m:t>
+              </m:r>
+              <m:sSup>
+                <m:e>
+                  <m:r>
+                    <m:t>K</m:t>
+                  </m:r>
+                </m:e>
+                <m:sup>
+                  <m:r>
+                    <m:rPr>
+                      <m:sty m:val="p"/>
+                    </m:rPr>
+                    <m:t>−</m:t>
+                  </m:r>
+                  <m:r>
+                    <m:t>1</m:t>
+                  </m:r>
+                </m:sup>
+              </m:sSup>
+              <m:r>
+                <m:rPr>
+                  <m:sty m:val="p"/>
+                </m:rPr>
+                <m:t>)</m:t>
+              </m:r>
+            </m:oMath>
+            <w:r>
+              <w:rPr>
+                <w:rFonts w:ascii="Times New Roman" w:hAnsi="Times New Roman" w:eastAsia="Times New Roman" w:cs="Times New Roman"/>
+              </w:rPr>
+              <w:t xml:space="preserve">​</w:t>
+            </w:r>
+          </w:p>
+        </w:tc>
+        <w:tc>
+          <w:tcPr/>
+          <w:p>
+            <w:pPr>
+              <w:pStyle w:val="Compact"/>
+              <w:jc w:val="center"/>
+            </w:pPr>
+            <w:r>
+              <w:rPr>
+                <w:rFonts w:ascii="Times New Roman" w:hAnsi="Times New Roman" w:eastAsia="Times New Roman" w:cs="Times New Roman"/>
+              </w:rPr>
+              <w:t xml:space="preserve">+238</w:t>
+            </w:r>
+          </w:p>
+        </w:tc>
+        <w:tc>
+          <w:tcPr/>
+          <w:p>
+            <w:pPr>
+              <w:pStyle w:val="Compact"/>
+              <w:jc w:val="center"/>
+            </w:pPr>
+            <w:r>
+              <w:rPr>
+                <w:rFonts w:ascii="Times New Roman" w:hAnsi="Times New Roman" w:eastAsia="Times New Roman" w:cs="Times New Roman"/>
+              </w:rPr>
+              <w:t xml:space="preserve">+198</w:t>
+            </w:r>
+          </w:p>
+        </w:tc>
+        <w:tc>
+          <w:tcPr/>
+          <w:p>
+            <w:pPr>
+              <w:pStyle w:val="Compact"/>
+              <w:jc w:val="center"/>
+            </w:pPr>
+            <w:r>
+              <w:rPr>
+                <w:rFonts w:ascii="Times New Roman" w:hAnsi="Times New Roman" w:eastAsia="Times New Roman" w:cs="Times New Roman"/>
+              </w:rPr>
+              <w:t xml:space="preserve">+293</w:t>
+            </w:r>
+          </w:p>
+        </w:tc>
+      </w:tr>
+    </w:tbl>
     <w:p>
       <w:pPr>
         <w:spacing w:before="160" w:after="80"/>
@@ -8258,6 +8305,7 @@
     <w:p>
       <w:pPr>
         <w:pStyle w:val="FirstParagraph"/>
+        <w:spacing w:after="80"/>
       </w:pPr>
       <w:r>
         <w:rPr>
@@ -8562,155 +8610,231 @@
         <w:t>。</w:t>
       </w:r>
     </w:p>
-    <w:p>
-      <w:pPr>
-        <w:pStyle w:val="BodyText"/>
-      </w:pPr>
-      <w:r>
-        <w:rPr>
-          <w:rFonts w:ascii="Times New Roman" w:hAnsi="Times New Roman" w:eastAsia="Times New Roman" w:cs="Times New Roman"/>
-        </w:rPr>
-        <w:t xml:space="preserve">T/K</w:t>
-      </w:r>
-    </w:p>
-    <w:p>
-      <w:pPr>
-        <w:pStyle w:val="BodyText"/>
-      </w:pPr>
-      <w:r>
-        <w:rPr>
-          <w:rFonts w:ascii="Times New Roman" w:hAnsi="Times New Roman" w:eastAsia="Times New Roman" w:cs="Times New Roman"/>
-        </w:rPr>
-        <w:t xml:space="preserve">800</w:t>
-      </w:r>
-    </w:p>
-    <w:p>
-      <w:pPr>
-        <w:pStyle w:val="BodyText"/>
-      </w:pPr>
-      <w:r>
-        <w:rPr>
-          <w:rFonts w:ascii="Times New Roman" w:hAnsi="Times New Roman" w:eastAsia="Times New Roman" w:cs="Times New Roman"/>
-        </w:rPr>
-        <w:t xml:space="preserve">900</w:t>
-      </w:r>
-    </w:p>
-    <w:p>
-      <w:pPr>
-        <w:pStyle w:val="BodyText"/>
-      </w:pPr>
-      <w:r>
-        <w:rPr>
-          <w:rFonts w:ascii="Times New Roman" w:hAnsi="Times New Roman" w:eastAsia="Times New Roman" w:cs="Times New Roman"/>
-        </w:rPr>
-        <w:t xml:space="preserve">1000</w:t>
-      </w:r>
-    </w:p>
-    <w:p>
-      <w:pPr>
-        <w:pStyle w:val="BodyText"/>
-      </w:pPr>
-      <w:r>
-        <w:rPr>
-          <w:rFonts w:ascii="Times New Roman" w:hAnsi="Times New Roman" w:eastAsia="Times New Roman" w:cs="Times New Roman"/>
-        </w:rPr>
-        <w:t xml:space="preserve">1100</w:t>
-      </w:r>
-    </w:p>
-    <w:p>
-      <w:pPr>
-        <w:pStyle w:val="BodyText"/>
-      </w:pPr>
-      <w:r>
-        <w:rPr>
-          <w:rFonts w:ascii="Times New Roman" w:hAnsi="Times New Roman" w:eastAsia="Times New Roman" w:cs="Times New Roman"/>
-        </w:rPr>
-        <w:t xml:space="preserve">1170</w:t>
-      </w:r>
-    </w:p>
-    <w:p>
-      <w:pPr>
-        <w:pStyle w:val="BodyText"/>
-      </w:pPr>
-      <m:oMath>
-        <m:sSup>
-          <m:e>
-            <m:r>
-              <m:t>K</m:t>
-            </m:r>
-          </m:e>
-          <m:sup>
-            <m:r>
-              <m:rPr>
-                <m:sty m:val="p"/>
-              </m:rPr>
-              <m:t>⊖</m:t>
-            </m:r>
-          </m:sup>
-        </m:sSup>
-      </m:oMath>
-      <w:r>
-        <w:rPr>
-          <w:rFonts w:ascii="Times New Roman" w:hAnsi="Times New Roman" w:eastAsia="Times New Roman" w:cs="Times New Roman"/>
-        </w:rPr>
-        <w:t xml:space="preserve">​</w:t>
-      </w:r>
-    </w:p>
-    <w:p>
-      <w:pPr>
-        <w:pStyle w:val="BodyText"/>
-      </w:pPr>
-      <w:r>
-        <w:rPr>
-          <w:rFonts w:ascii="Times New Roman" w:hAnsi="Times New Roman" w:eastAsia="Times New Roman" w:cs="Times New Roman"/>
-        </w:rPr>
-        <w:t xml:space="preserve">910</w:t>
-      </w:r>
-    </w:p>
-    <w:p>
-      <w:pPr>
-        <w:pStyle w:val="BodyText"/>
-      </w:pPr>
-      <w:r>
-        <w:rPr>
-          <w:rFonts w:ascii="Times New Roman" w:hAnsi="Times New Roman" w:eastAsia="Times New Roman" w:cs="Times New Roman"/>
-        </w:rPr>
-        <w:t xml:space="preserve">42</w:t>
-      </w:r>
-    </w:p>
-    <w:p>
-      <w:pPr>
-        <w:pStyle w:val="BodyText"/>
-      </w:pPr>
-      <w:r>
-        <w:rPr>
-          <w:rFonts w:ascii="Times New Roman" w:hAnsi="Times New Roman" w:eastAsia="Times New Roman" w:cs="Times New Roman"/>
-        </w:rPr>
-        <w:t xml:space="preserve">3.2</w:t>
-      </w:r>
-    </w:p>
-    <w:p>
-      <w:pPr>
-        <w:pStyle w:val="BodyText"/>
-      </w:pPr>
-      <w:r>
-        <w:rPr>
-          <w:rFonts w:ascii="Times New Roman" w:hAnsi="Times New Roman" w:eastAsia="Times New Roman" w:cs="Times New Roman"/>
-        </w:rPr>
-        <w:t xml:space="preserve">0.39</w:t>
-      </w:r>
-    </w:p>
-    <w:p>
-      <w:pPr>
-        <w:pStyle w:val="BodyText"/>
-      </w:pPr>
-      <w:r>
-        <w:rPr>
-          <w:rFonts w:ascii="Times New Roman" w:hAnsi="Times New Roman" w:eastAsia="Times New Roman" w:cs="Times New Roman"/>
-        </w:rPr>
-        <w:t xml:space="preserve">0.12</w:t>
-      </w:r>
-    </w:p>
+    <w:tbl>
+      <w:tblPr>
+        <w:tblStyle w:val="Table"/>
+        <w:tblW w:type="auto" w:w="0"/>
+        <w:tblLook w:firstRow="1" w:lastRow="0" w:firstColumn="0" w:lastColumn="0" w:noHBand="0" w:noVBand="0" w:val="0020"/>
+      </w:tblPr>
+      <w:tblGrid>
+        <w:gridCol w:w="1320"/>
+        <w:gridCol w:w="1320"/>
+        <w:gridCol w:w="1320"/>
+        <w:gridCol w:w="1320"/>
+        <w:gridCol w:w="1320"/>
+        <w:gridCol w:w="1320"/>
+      </w:tblGrid>
+      <w:tr>
+        <w:trPr>
+          <w:tblHeader w:val="on"/>
+        </w:trPr>
+        <w:tc>
+          <w:tcPr/>
+          <w:p>
+            <w:pPr>
+              <w:pStyle w:val="Compact"/>
+              <w:jc w:val="center"/>
+            </w:pPr>
+            <w:r>
+              <w:rPr>
+                <w:rFonts w:ascii="Times New Roman" w:hAnsi="Times New Roman" w:eastAsia="Times New Roman" w:cs="Times New Roman"/>
+                <w:b/>
+              </w:rPr>
+              <w:t xml:space="preserve">T/K</w:t>
+            </w:r>
+          </w:p>
+        </w:tc>
+        <w:tc>
+          <w:tcPr/>
+          <w:p>
+            <w:pPr>
+              <w:pStyle w:val="Compact"/>
+              <w:jc w:val="center"/>
+            </w:pPr>
+            <w:r>
+              <w:rPr>
+                <w:rFonts w:ascii="Times New Roman" w:hAnsi="Times New Roman" w:eastAsia="Times New Roman" w:cs="Times New Roman"/>
+                <w:b/>
+              </w:rPr>
+              <w:t xml:space="preserve">800</w:t>
+            </w:r>
+          </w:p>
+        </w:tc>
+        <w:tc>
+          <w:tcPr/>
+          <w:p>
+            <w:pPr>
+              <w:pStyle w:val="Compact"/>
+              <w:jc w:val="center"/>
+            </w:pPr>
+            <w:r>
+              <w:rPr>
+                <w:rFonts w:ascii="Times New Roman" w:hAnsi="Times New Roman" w:eastAsia="Times New Roman" w:cs="Times New Roman"/>
+                <w:b/>
+              </w:rPr>
+              <w:t xml:space="preserve">900</w:t>
+            </w:r>
+          </w:p>
+        </w:tc>
+        <w:tc>
+          <w:tcPr/>
+          <w:p>
+            <w:pPr>
+              <w:pStyle w:val="Compact"/>
+              <w:jc w:val="center"/>
+            </w:pPr>
+            <w:r>
+              <w:rPr>
+                <w:rFonts w:ascii="Times New Roman" w:hAnsi="Times New Roman" w:eastAsia="Times New Roman" w:cs="Times New Roman"/>
+                <w:b/>
+              </w:rPr>
+              <w:t xml:space="preserve">1000</w:t>
+            </w:r>
+          </w:p>
+        </w:tc>
+        <w:tc>
+          <w:tcPr/>
+          <w:p>
+            <w:pPr>
+              <w:pStyle w:val="Compact"/>
+              <w:jc w:val="center"/>
+            </w:pPr>
+            <w:r>
+              <w:rPr>
+                <w:rFonts w:ascii="Times New Roman" w:hAnsi="Times New Roman" w:eastAsia="Times New Roman" w:cs="Times New Roman"/>
+                <w:b/>
+              </w:rPr>
+              <w:t xml:space="preserve">1100</w:t>
+            </w:r>
+          </w:p>
+        </w:tc>
+        <w:tc>
+          <w:tcPr/>
+          <w:p>
+            <w:pPr>
+              <w:pStyle w:val="Compact"/>
+              <w:jc w:val="center"/>
+            </w:pPr>
+            <w:r>
+              <w:rPr>
+                <w:rFonts w:ascii="Times New Roman" w:hAnsi="Times New Roman" w:eastAsia="Times New Roman" w:cs="Times New Roman"/>
+                <w:b/>
+              </w:rPr>
+              <w:t xml:space="preserve">1170</w:t>
+            </w:r>
+          </w:p>
+        </w:tc>
+      </w:tr>
+      <w:tr>
+        <w:tc>
+          <w:tcPr/>
+          <w:p>
+            <w:pPr>
+              <w:pStyle w:val="Compact"/>
+              <w:jc w:val="center"/>
+            </w:pPr>
+            <m:oMath>
+              <m:sSup>
+                <m:e>
+                  <m:r>
+                    <m:t>K</m:t>
+                  </m:r>
+                </m:e>
+                <m:sup>
+                  <m:r>
+                    <m:rPr>
+                      <m:sty m:val="p"/>
+                    </m:rPr>
+                    <m:t>⊖</m:t>
+                  </m:r>
+                </m:sup>
+              </m:sSup>
+            </m:oMath>
+            <w:r>
+              <w:rPr>
+                <w:rFonts w:ascii="Times New Roman" w:hAnsi="Times New Roman" w:eastAsia="Times New Roman" w:cs="Times New Roman"/>
+              </w:rPr>
+              <w:t xml:space="preserve">​</w:t>
+            </w:r>
+          </w:p>
+        </w:tc>
+        <w:tc>
+          <w:tcPr/>
+          <w:p>
+            <w:pPr>
+              <w:pStyle w:val="Compact"/>
+              <w:jc w:val="center"/>
+            </w:pPr>
+            <w:r>
+              <w:rPr>
+                <w:rFonts w:ascii="Times New Roman" w:hAnsi="Times New Roman" w:eastAsia="Times New Roman" w:cs="Times New Roman"/>
+              </w:rPr>
+              <w:t xml:space="preserve">910</w:t>
+            </w:r>
+          </w:p>
+        </w:tc>
+        <w:tc>
+          <w:tcPr/>
+          <w:p>
+            <w:pPr>
+              <w:pStyle w:val="Compact"/>
+              <w:jc w:val="center"/>
+            </w:pPr>
+            <w:r>
+              <w:rPr>
+                <w:rFonts w:ascii="Times New Roman" w:hAnsi="Times New Roman" w:eastAsia="Times New Roman" w:cs="Times New Roman"/>
+              </w:rPr>
+              <w:t xml:space="preserve">42</w:t>
+            </w:r>
+          </w:p>
+        </w:tc>
+        <w:tc>
+          <w:tcPr/>
+          <w:p>
+            <w:pPr>
+              <w:pStyle w:val="Compact"/>
+              <w:jc w:val="center"/>
+            </w:pPr>
+            <w:r>
+              <w:rPr>
+                <w:rFonts w:ascii="Times New Roman" w:hAnsi="Times New Roman" w:eastAsia="Times New Roman" w:cs="Times New Roman"/>
+              </w:rPr>
+              <w:t xml:space="preserve">3.2</w:t>
+            </w:r>
+          </w:p>
+        </w:tc>
+        <w:tc>
+          <w:tcPr/>
+          <w:p>
+            <w:pPr>
+              <w:pStyle w:val="Compact"/>
+              <w:jc w:val="center"/>
+            </w:pPr>
+            <w:r>
+              <w:rPr>
+                <w:rFonts w:ascii="Times New Roman" w:hAnsi="Times New Roman" w:eastAsia="Times New Roman" w:cs="Times New Roman"/>
+              </w:rPr>
+              <w:t xml:space="preserve">0.39</w:t>
+            </w:r>
+          </w:p>
+        </w:tc>
+        <w:tc>
+          <w:tcPr/>
+          <w:p>
+            <w:pPr>
+              <w:pStyle w:val="Compact"/>
+              <w:jc w:val="center"/>
+            </w:pPr>
+            <w:r>
+              <w:rPr>
+                <w:rFonts w:ascii="Times New Roman" w:hAnsi="Times New Roman" w:eastAsia="Times New Roman" w:cs="Times New Roman"/>
+              </w:rPr>
+              <w:t xml:space="preserve">0.12</w:t>
+            </w:r>
+          </w:p>
+        </w:tc>
+      </w:tr>
+    </w:tbl>
     <w:p>
       <w:pPr>
         <w:spacing w:before="160" w:after="80"/>

--- a/00-首页/题组Word/习题书/第一篇-化学原理/2-化学平衡-学生版.docx
+++ b/00-首页/题组Word/习题书/第一篇-化学原理/2-化学平衡-学生版.docx
@@ -27513,7 +27513,8 @@
     <w:tbl>
       <w:tblPr>
         <w:tblStyle w:val="Table"/>
-        <w:tblW w:type="auto" w:w="0"/>
+        <w:tblW w:type="pct" w:w="5000"/>
+        <w:tblLayout w:type="fixed"/>
         <w:tblLook w:firstRow="1" w:lastRow="0" w:firstColumn="0" w:lastColumn="0" w:noHBand="0" w:noVBand="0" w:val="0020"/>
       </w:tblPr>
       <w:tblGrid>
@@ -27548,27 +27549,59 @@
               <w:pStyle w:val="Compact"/>
               <w:jc w:val="center"/>
             </w:pPr>
+            <m:oMath>
+              <m:sSub>
+                <m:e>
+                  <m:r>
+                    <m:rPr>
+                      <m:sty m:val="p"/>
+                    </m:rPr>
+                    <m:t>Δ</m:t>
+                  </m:r>
+                </m:e>
+                <m:sub>
+                  <m:r>
+                    <m:rPr>
+                      <m:sty m:val="p"/>
+                    </m:rPr>
+                    <m:t>f</m:t>
+                  </m:r>
+                </m:sub>
+              </m:sSub>
+              <m:sSubSup>
+                <m:e>
+                  <m:r>
+                    <m:t>H</m:t>
+                  </m:r>
+                </m:e>
+                <m:sub>
+                  <m:r>
+                    <m:rPr>
+                      <m:sty m:val="p"/>
+                    </m:rPr>
+                    <m:t>m</m:t>
+                  </m:r>
+                </m:sub>
+                <m:sup>
+                  <m:r>
+                    <m:t>θ</m:t>
+                  </m:r>
+                </m:sup>
+              </m:sSubSup>
+            </m:oMath>
             <w:r>
               <w:rPr>
                 <w:rFonts w:ascii="Times New Roman" w:hAnsi="Times New Roman" w:eastAsia="Times New Roman" w:cs="Times New Roman"/>
                 <w:b/>
               </w:rPr>
-              <w:t>ΔfH^θ</w:t>
-            </w:r>
-            <w:r>
-              <w:rPr>
-                <w:rFonts w:ascii="Times New Roman" w:hAnsi="Times New Roman" w:eastAsia="Times New Roman" w:cs="Times New Roman"/>
-                <w:b/>
-                <w:vertAlign w:val="subscript"/>
-              </w:rPr>
-              <w:t>m</w:t>
+              <w:t xml:space="preserve"> </w:t>
             </w:r>
             <w:r>
               <w:rPr>
                 <w:rFonts w:ascii="Times New Roman" w:hAnsi="Times New Roman" w:eastAsia="Times New Roman" w:cs="Times New Roman"/>
                 <w:b/>
               </w:rPr>
-              <w:t xml:space="preserve"> / kJ·mol</w:t>
+              <w:t>/ kJ·mol</w:t>
             </w:r>
             <w:r>
               <w:rPr>
@@ -27587,27 +27620,41 @@
               <w:pStyle w:val="Compact"/>
               <w:jc w:val="center"/>
             </w:pPr>
+            <m:oMath>
+              <m:sSubSup>
+                <m:e>
+                  <m:r>
+                    <m:t>S</m:t>
+                  </m:r>
+                </m:e>
+                <m:sub>
+                  <m:r>
+                    <m:rPr>
+                      <m:sty m:val="p"/>
+                    </m:rPr>
+                    <m:t>m</m:t>
+                  </m:r>
+                </m:sub>
+                <m:sup>
+                  <m:r>
+                    <m:t>θ</m:t>
+                  </m:r>
+                </m:sup>
+              </m:sSubSup>
+            </m:oMath>
             <w:r>
               <w:rPr>
                 <w:rFonts w:ascii="Times New Roman" w:hAnsi="Times New Roman" w:eastAsia="Times New Roman" w:cs="Times New Roman"/>
                 <w:b/>
               </w:rPr>
-              <w:t>S^θ</w:t>
-            </w:r>
-            <w:r>
-              <w:rPr>
-                <w:rFonts w:ascii="Times New Roman" w:hAnsi="Times New Roman" w:eastAsia="Times New Roman" w:cs="Times New Roman"/>
-                <w:b/>
-                <w:vertAlign w:val="subscript"/>
-              </w:rPr>
-              <w:t>m</w:t>
+              <w:t xml:space="preserve"> </w:t>
             </w:r>
             <w:r>
               <w:rPr>
                 <w:rFonts w:ascii="Times New Roman" w:hAnsi="Times New Roman" w:eastAsia="Times New Roman" w:cs="Times New Roman"/>
                 <w:b/>
               </w:rPr>
-              <w:t xml:space="preserve"> / J·K</w:t>
+              <w:t>/ J·K</w:t>
             </w:r>
             <w:r>
               <w:rPr>

--- a/00-首页/题组Word/习题书/第一篇-化学原理/2-化学平衡-学生版.docx
+++ b/00-首页/题组Word/习题书/第一篇-化学原理/2-化学平衡-学生版.docx
@@ -5053,7 +5053,8 @@
     <w:tbl>
       <w:tblPr>
         <w:tblStyle w:val="Table"/>
-        <w:tblW w:type="auto" w:w="0"/>
+        <w:tblW w:type="pct" w:w="5000"/>
+        <w:tblLayout w:type="fixed"/>
         <w:tblLook w:firstRow="1" w:lastRow="0" w:firstColumn="0" w:lastColumn="0" w:noHBand="0" w:noVBand="0" w:val="0020"/>
       </w:tblPr>
       <w:tblGrid>
@@ -5254,26 +5255,41 @@
                 <m:t>(</m:t>
               </m:r>
               <m:r>
+                <m:rPr>
+                  <m:sty m:val="p"/>
+                </m:rPr>
                 <m:t>k</m:t>
               </m:r>
               <m:r>
+                <m:rPr>
+                  <m:sty m:val="p"/>
+                </m:rPr>
                 <m:t>J</m:t>
               </m:r>
               <m:r>
                 <m:rPr>
                   <m:sty m:val="p"/>
                 </m:rPr>
-                <m:t>·</m:t>
-              </m:r>
-              <m:r>
-                <m:t>m</m:t>
-              </m:r>
-              <m:r>
-                <m:t>o</m:t>
+                <m:t>⋅</m:t>
               </m:r>
               <m:sSup>
                 <m:e>
                   <m:r>
+                    <m:rPr>
+                      <m:sty m:val="p"/>
+                    </m:rPr>
+                    <m:t>m</m:t>
+                  </m:r>
+                  <m:r>
+                    <m:rPr>
+                      <m:sty m:val="p"/>
+                    </m:rPr>
+                    <m:t>o</m:t>
+                  </m:r>
+                  <m:r>
+                    <m:rPr>
+                      <m:sty m:val="p"/>
+                    </m:rPr>
                     <m:t>l</m:t>
                   </m:r>
                 </m:e>
@@ -5387,23 +5403,35 @@
                 <m:t>(</m:t>
               </m:r>
               <m:r>
+                <m:rPr>
+                  <m:sty m:val="p"/>
+                </m:rPr>
                 <m:t>J</m:t>
               </m:r>
               <m:r>
                 <m:rPr>
                   <m:sty m:val="p"/>
                 </m:rPr>
-                <m:t>·</m:t>
-              </m:r>
-              <m:r>
-                <m:t>m</m:t>
-              </m:r>
-              <m:r>
-                <m:t>o</m:t>
+                <m:t>⋅</m:t>
               </m:r>
               <m:sSup>
                 <m:e>
                   <m:r>
+                    <m:rPr>
+                      <m:sty m:val="p"/>
+                    </m:rPr>
+                    <m:t>m</m:t>
+                  </m:r>
+                  <m:r>
+                    <m:rPr>
+                      <m:sty m:val="p"/>
+                    </m:rPr>
+                    <m:t>o</m:t>
+                  </m:r>
+                  <m:r>
+                    <m:rPr>
+                      <m:sty m:val="p"/>
+                    </m:rPr>
                     <m:t>l</m:t>
                   </m:r>
                 </m:e>
@@ -5423,11 +5451,14 @@
                 <m:rPr>
                   <m:sty m:val="p"/>
                 </m:rPr>
-                <m:t>·</m:t>
+                <m:t>⋅</m:t>
               </m:r>
               <m:sSup>
                 <m:e>
                   <m:r>
+                    <m:rPr>
+                      <m:sty m:val="p"/>
+                    </m:rPr>
                     <m:t>K</m:t>
                   </m:r>
                 </m:e>

--- a/00-首页/题组Word/习题书/第一篇-化学原理/2-化学平衡-学生版.docx
+++ b/00-首页/题组Word/习题书/第一篇-化学原理/2-化学平衡-学生版.docx
@@ -934,6 +934,21 @@
         </w:rPr>
         <w:t xml:space="preserve">​</w:t>
       </w:r>
+    </w:p>
+    <w:p>
+      <w:pPr>
+        <w:spacing w:before="0" w:after="0"/>
+      </w:pPr>
+    </w:p>
+    <w:p>
+      <w:pPr>
+        <w:spacing w:before="0" w:after="0"/>
+      </w:pPr>
+    </w:p>
+    <w:p>
+      <w:pPr>
+        <w:spacing w:before="0" w:after="0"/>
+      </w:pPr>
     </w:p>
     <w:p>
       <w:pPr>
@@ -1749,6 +1764,21 @@
     </w:p>
     <w:p>
       <w:pPr>
+        <w:spacing w:before="0" w:after="0"/>
+      </w:pPr>
+    </w:p>
+    <w:p>
+      <w:pPr>
+        <w:spacing w:before="0" w:after="0"/>
+      </w:pPr>
+    </w:p>
+    <w:p>
+      <w:pPr>
+        <w:spacing w:before="0" w:after="0"/>
+      </w:pPr>
+    </w:p>
+    <w:p>
+      <w:pPr>
         <w:spacing w:before="160" w:after="80"/>
       </w:pPr>
       <w:r>
@@ -2274,6 +2304,21 @@
     </w:p>
     <w:p>
       <w:pPr>
+        <w:spacing w:before="0" w:after="0"/>
+      </w:pPr>
+    </w:p>
+    <w:p>
+      <w:pPr>
+        <w:spacing w:before="0" w:after="0"/>
+      </w:pPr>
+    </w:p>
+    <w:p>
+      <w:pPr>
+        <w:spacing w:before="0" w:after="0"/>
+      </w:pPr>
+    </w:p>
+    <w:p>
+      <w:pPr>
         <w:spacing w:before="160" w:after="80"/>
       </w:pPr>
       <w:r>
@@ -2911,6 +2956,31 @@
     </w:p>
     <w:p>
       <w:pPr>
+        <w:spacing w:before="0" w:after="0"/>
+      </w:pPr>
+    </w:p>
+    <w:p>
+      <w:pPr>
+        <w:spacing w:before="0" w:after="0"/>
+      </w:pPr>
+    </w:p>
+    <w:p>
+      <w:pPr>
+        <w:spacing w:before="0" w:after="0"/>
+      </w:pPr>
+    </w:p>
+    <w:p>
+      <w:pPr>
+        <w:spacing w:before="0" w:after="0"/>
+      </w:pPr>
+    </w:p>
+    <w:p>
+      <w:pPr>
+        <w:spacing w:before="0" w:after="0"/>
+      </w:pPr>
+    </w:p>
+    <w:p>
+      <w:pPr>
         <w:spacing w:before="160" w:after="80"/>
       </w:pPr>
       <w:r>
@@ -3439,6 +3509,31 @@
     </w:p>
     <w:p>
       <w:pPr>
+        <w:spacing w:before="0" w:after="0"/>
+      </w:pPr>
+    </w:p>
+    <w:p>
+      <w:pPr>
+        <w:spacing w:before="0" w:after="0"/>
+      </w:pPr>
+    </w:p>
+    <w:p>
+      <w:pPr>
+        <w:spacing w:before="0" w:after="0"/>
+      </w:pPr>
+    </w:p>
+    <w:p>
+      <w:pPr>
+        <w:spacing w:before="0" w:after="0"/>
+      </w:pPr>
+    </w:p>
+    <w:p>
+      <w:pPr>
+        <w:spacing w:before="0" w:after="0"/>
+      </w:pPr>
+    </w:p>
+    <w:p>
+      <w:pPr>
         <w:spacing w:before="160" w:after="80"/>
       </w:pPr>
       <w:r>
@@ -3944,6 +4039,31 @@
         </w:rPr>
         <w:t xml:space="preserve">1.0</w:t>
       </w:r>
+    </w:p>
+    <w:p>
+      <w:pPr>
+        <w:spacing w:before="0" w:after="0"/>
+      </w:pPr>
+    </w:p>
+    <w:p>
+      <w:pPr>
+        <w:spacing w:before="0" w:after="0"/>
+      </w:pPr>
+    </w:p>
+    <w:p>
+      <w:pPr>
+        <w:spacing w:before="0" w:after="0"/>
+      </w:pPr>
+    </w:p>
+    <w:p>
+      <w:pPr>
+        <w:spacing w:before="0" w:after="0"/>
+      </w:pPr>
+    </w:p>
+    <w:p>
+      <w:pPr>
+        <w:spacing w:before="0" w:after="0"/>
+      </w:pPr>
     </w:p>
     <w:p>
       <w:pPr>
@@ -4931,6 +5051,21 @@
           </m:sSup>
         </m:oMath>
       </m:oMathPara>
+    </w:p>
+    <w:p>
+      <w:pPr>
+        <w:spacing w:before="0" w:after="0"/>
+      </w:pPr>
+    </w:p>
+    <w:p>
+      <w:pPr>
+        <w:spacing w:before="0" w:after="0"/>
+      </w:pPr>
+    </w:p>
+    <w:p>
+      <w:pPr>
+        <w:spacing w:before="0" w:after="0"/>
+      </w:pPr>
     </w:p>
     <w:p>
       <w:pPr>
@@ -5538,6 +5673,21 @@
     </w:tbl>
     <w:p>
       <w:pPr>
+        <w:spacing w:before="0" w:after="0"/>
+      </w:pPr>
+    </w:p>
+    <w:p>
+      <w:pPr>
+        <w:spacing w:before="0" w:after="0"/>
+      </w:pPr>
+    </w:p>
+    <w:p>
+      <w:pPr>
+        <w:spacing w:before="0" w:after="0"/>
+      </w:pPr>
+    </w:p>
+    <w:p>
+      <w:pPr>
         <w:spacing w:before="160" w:after="80"/>
       </w:pPr>
       <w:r>
@@ -6289,6 +6439,21 @@
         </w:rPr>
         <w:t xml:space="preserve">。]</w:t>
       </w:r>
+    </w:p>
+    <w:p>
+      <w:pPr>
+        <w:spacing w:before="0" w:after="0"/>
+      </w:pPr>
+    </w:p>
+    <w:p>
+      <w:pPr>
+        <w:spacing w:before="0" w:after="0"/>
+      </w:pPr>
+    </w:p>
+    <w:p>
+      <w:pPr>
+        <w:spacing w:before="0" w:after="0"/>
+      </w:pPr>
     </w:p>
     <w:p>
       <w:pPr>
@@ -6785,6 +6950,31 @@
     </w:p>
     <w:p>
       <w:pPr>
+        <w:spacing w:before="0" w:after="0"/>
+      </w:pPr>
+    </w:p>
+    <w:p>
+      <w:pPr>
+        <w:spacing w:before="0" w:after="0"/>
+      </w:pPr>
+    </w:p>
+    <w:p>
+      <w:pPr>
+        <w:spacing w:before="0" w:after="0"/>
+      </w:pPr>
+    </w:p>
+    <w:p>
+      <w:pPr>
+        <w:spacing w:before="0" w:after="0"/>
+      </w:pPr>
+    </w:p>
+    <w:p>
+      <w:pPr>
+        <w:spacing w:before="0" w:after="0"/>
+      </w:pPr>
+    </w:p>
+    <w:p>
+      <w:pPr>
         <w:spacing w:before="160" w:after="80"/>
       </w:pPr>
       <w:r>
@@ -7051,6 +7241,21 @@
     </w:p>
     <w:p>
       <w:pPr>
+        <w:spacing w:before="0" w:after="0"/>
+      </w:pPr>
+    </w:p>
+    <w:p>
+      <w:pPr>
+        <w:spacing w:before="0" w:after="0"/>
+      </w:pPr>
+    </w:p>
+    <w:p>
+      <w:pPr>
+        <w:spacing w:before="0" w:after="0"/>
+      </w:pPr>
+    </w:p>
+    <w:p>
+      <w:pPr>
         <w:spacing w:before="160" w:after="80"/>
       </w:pPr>
       <w:r>
@@ -7747,6 +7952,21 @@
         </w:rPr>
         <w:t xml:space="preserve">?</w:t>
       </w:r>
+    </w:p>
+    <w:p>
+      <w:pPr>
+        <w:spacing w:before="0" w:after="0"/>
+      </w:pPr>
+    </w:p>
+    <w:p>
+      <w:pPr>
+        <w:spacing w:before="0" w:after="0"/>
+      </w:pPr>
+    </w:p>
+    <w:p>
+      <w:pPr>
+        <w:spacing w:before="0" w:after="0"/>
+      </w:pPr>
     </w:p>
     <w:p>
       <w:pPr>
@@ -8302,6 +8522,31 @@
         </w:rPr>
         <w:t xml:space="preserve">0.108</w:t>
       </w:r>
+    </w:p>
+    <w:p>
+      <w:pPr>
+        <w:spacing w:before="0" w:after="0"/>
+      </w:pPr>
+    </w:p>
+    <w:p>
+      <w:pPr>
+        <w:spacing w:before="0" w:after="0"/>
+      </w:pPr>
+    </w:p>
+    <w:p>
+      <w:pPr>
+        <w:spacing w:before="0" w:after="0"/>
+      </w:pPr>
+    </w:p>
+    <w:p>
+      <w:pPr>
+        <w:spacing w:before="0" w:after="0"/>
+      </w:pPr>
+    </w:p>
+    <w:p>
+      <w:pPr>
+        <w:spacing w:before="0" w:after="0"/>
+      </w:pPr>
     </w:p>
     <w:p>
       <w:pPr>
@@ -8868,6 +9113,21 @@
     </w:tbl>
     <w:p>
       <w:pPr>
+        <w:spacing w:before="0" w:after="0"/>
+      </w:pPr>
+    </w:p>
+    <w:p>
+      <w:pPr>
+        <w:spacing w:before="0" w:after="0"/>
+      </w:pPr>
+    </w:p>
+    <w:p>
+      <w:pPr>
+        <w:spacing w:before="0" w:after="0"/>
+      </w:pPr>
+    </w:p>
+    <w:p>
+      <w:pPr>
         <w:spacing w:before="160" w:after="80"/>
       </w:pPr>
       <w:r>
@@ -9433,6 +9693,21 @@
         </w:rPr>
         <w:t xml:space="preserve">。</w:t>
       </w:r>
+    </w:p>
+    <w:p>
+      <w:pPr>
+        <w:spacing w:before="0" w:after="0"/>
+      </w:pPr>
+    </w:p>
+    <w:p>
+      <w:pPr>
+        <w:spacing w:before="0" w:after="0"/>
+      </w:pPr>
+    </w:p>
+    <w:p>
+      <w:pPr>
+        <w:spacing w:before="0" w:after="0"/>
+      </w:pPr>
     </w:p>
     <w:p>
       <w:pPr>
@@ -9830,6 +10105,21 @@
     </w:p>
     <w:p>
       <w:pPr>
+        <w:spacing w:before="0" w:after="0"/>
+      </w:pPr>
+    </w:p>
+    <w:p>
+      <w:pPr>
+        <w:spacing w:before="0" w:after="0"/>
+      </w:pPr>
+    </w:p>
+    <w:p>
+      <w:pPr>
+        <w:spacing w:before="0" w:after="0"/>
+      </w:pPr>
+    </w:p>
+    <w:p>
+      <w:pPr>
         <w:spacing w:before="160" w:after="80"/>
       </w:pPr>
       <w:r>
@@ -10724,6 +11014,21 @@
     </w:p>
     <w:p>
       <w:pPr>
+        <w:spacing w:before="0" w:after="0"/>
+      </w:pPr>
+    </w:p>
+    <w:p>
+      <w:pPr>
+        <w:spacing w:before="0" w:after="0"/>
+      </w:pPr>
+    </w:p>
+    <w:p>
+      <w:pPr>
+        <w:spacing w:before="0" w:after="0"/>
+      </w:pPr>
+    </w:p>
+    <w:p>
+      <w:pPr>
         <w:spacing w:before="160" w:after="80"/>
       </w:pPr>
       <w:r>
@@ -11485,6 +11790,31 @@
         </w:rPr>
         <w:t xml:space="preserve">。</w:t>
       </w:r>
+    </w:p>
+    <w:p>
+      <w:pPr>
+        <w:spacing w:before="0" w:after="0"/>
+      </w:pPr>
+    </w:p>
+    <w:p>
+      <w:pPr>
+        <w:spacing w:before="0" w:after="0"/>
+      </w:pPr>
+    </w:p>
+    <w:p>
+      <w:pPr>
+        <w:spacing w:before="0" w:after="0"/>
+      </w:pPr>
+    </w:p>
+    <w:p>
+      <w:pPr>
+        <w:spacing w:before="0" w:after="0"/>
+      </w:pPr>
+    </w:p>
+    <w:p>
+      <w:pPr>
+        <w:spacing w:before="0" w:after="0"/>
+      </w:pPr>
     </w:p>
     <w:p>
       <w:pPr>
@@ -12526,6 +12856,31 @@
     </w:p>
     <w:p>
       <w:pPr>
+        <w:spacing w:before="0" w:after="0"/>
+      </w:pPr>
+    </w:p>
+    <w:p>
+      <w:pPr>
+        <w:spacing w:before="0" w:after="0"/>
+      </w:pPr>
+    </w:p>
+    <w:p>
+      <w:pPr>
+        <w:spacing w:before="0" w:after="0"/>
+      </w:pPr>
+    </w:p>
+    <w:p>
+      <w:pPr>
+        <w:spacing w:before="0" w:after="0"/>
+      </w:pPr>
+    </w:p>
+    <w:p>
+      <w:pPr>
+        <w:spacing w:before="0" w:after="0"/>
+      </w:pPr>
+    </w:p>
+    <w:p>
+      <w:pPr>
         <w:spacing w:before="160" w:after="80"/>
       </w:pPr>
       <w:r>
@@ -13165,6 +13520,31 @@
         </w:rPr>
         <w:t>？</w:t>
       </w:r>
+    </w:p>
+    <w:p>
+      <w:pPr>
+        <w:spacing w:before="0" w:after="0"/>
+      </w:pPr>
+    </w:p>
+    <w:p>
+      <w:pPr>
+        <w:spacing w:before="0" w:after="0"/>
+      </w:pPr>
+    </w:p>
+    <w:p>
+      <w:pPr>
+        <w:spacing w:before="0" w:after="0"/>
+      </w:pPr>
+    </w:p>
+    <w:p>
+      <w:pPr>
+        <w:spacing w:before="0" w:after="0"/>
+      </w:pPr>
+    </w:p>
+    <w:p>
+      <w:pPr>
+        <w:spacing w:before="0" w:after="0"/>
+      </w:pPr>
     </w:p>
     <w:p>
       <w:pPr>
@@ -13836,6 +14216,8 @@
     <w:p>
       <w:pPr>
         <w:pStyle w:val="BodyText"/>
+        <w:ind w:left="480" w:hanging="480"/>
+        <w:spacing w:after="0"/>
       </w:pPr>
       <w:r>
         <w:rPr>
@@ -13853,7 +14235,20 @@
         <w:rPr>
           <w:rFonts w:ascii="Times New Roman" w:hAnsi="Times New Roman" w:eastAsia="Times New Roman" w:cs="Times New Roman"/>
         </w:rPr>
-        <w:t xml:space="preserve">　B. </w:t>
+        <w:t xml:space="preserve">　</w:t>
+      </w:r>
+    </w:p>
+    <w:p>
+      <w:pPr>
+        <w:pStyle w:val="BodyText"/>
+        <w:ind w:left="480" w:hanging="480"/>
+        <w:spacing w:before="0" w:after="0"/>
+      </w:pPr>
+      <w:r>
+        <w:rPr>
+          <w:rFonts w:ascii="Times New Roman" w:hAnsi="Times New Roman" w:eastAsia="Times New Roman" w:cs="Times New Roman"/>
+        </w:rPr>
+        <w:t xml:space="preserve">B. </w:t>
       </w:r>
       <w:r>
         <w:rPr>
@@ -13865,7 +14260,20 @@
         <w:rPr>
           <w:rFonts w:ascii="Times New Roman" w:hAnsi="Times New Roman" w:eastAsia="Times New Roman" w:cs="Times New Roman"/>
         </w:rPr>
-        <w:t xml:space="preserve">　C. </w:t>
+        <w:t xml:space="preserve">　</w:t>
+      </w:r>
+    </w:p>
+    <w:p>
+      <w:pPr>
+        <w:pStyle w:val="BodyText"/>
+        <w:ind w:left="480" w:hanging="480"/>
+        <w:spacing w:before="0" w:after="0"/>
+      </w:pPr>
+      <w:r>
+        <w:rPr>
+          <w:rFonts w:ascii="Times New Roman" w:hAnsi="Times New Roman" w:eastAsia="Times New Roman" w:cs="Times New Roman"/>
+        </w:rPr>
+        <w:t xml:space="preserve">C. </w:t>
       </w:r>
       <w:r>
         <w:rPr>
@@ -13877,7 +14285,20 @@
         <w:rPr>
           <w:rFonts w:ascii="Times New Roman" w:hAnsi="Times New Roman" w:eastAsia="Times New Roman" w:cs="Times New Roman"/>
         </w:rPr>
-        <w:t xml:space="preserve">　D. </w:t>
+        <w:t xml:space="preserve">　</w:t>
+      </w:r>
+    </w:p>
+    <w:p>
+      <w:pPr>
+        <w:pStyle w:val="BodyText"/>
+        <w:ind w:left="480" w:hanging="480"/>
+        <w:spacing w:before="0" w:after="180"/>
+      </w:pPr>
+      <w:r>
+        <w:rPr>
+          <w:rFonts w:ascii="Times New Roman" w:hAnsi="Times New Roman" w:eastAsia="Times New Roman" w:cs="Times New Roman"/>
+        </w:rPr>
+        <w:t xml:space="preserve">D. </w:t>
       </w:r>
       <w:r>
         <w:rPr>
@@ -13906,112 +14327,13 @@
     </w:p>
     <w:p>
       <w:pPr>
-        <w:pStyle w:val="BlockText"/>
-      </w:pPr>
-      <w:r>
-        <w:rPr>
-          <w:rFonts w:hint="eastAsia" w:ascii="Times New Roman" w:hAnsi="Times New Roman" w:eastAsia="FangSong" w:cs="Times New Roman"/>
-          <w:b/>
-          <w:bCs/>
-        </w:rPr>
-        <w:t xml:space="preserve">校勘注</w:t>
-      </w:r>
-      <w:r>
-        <w:rPr>
-          <w:rFonts w:hint="eastAsia" w:ascii="Times New Roman" w:hAnsi="Times New Roman" w:eastAsia="Times New Roman" w:cs="Times New Roman"/>
-        </w:rPr>
-        <w:t>：</w:t>
-      </w:r>
-      <w:r>
-        <w:rPr>
-          <w:rFonts w:hint="eastAsia" w:ascii="Times New Roman" w:hAnsi="Times New Roman" w:eastAsia="FangSong" w:cs="Times New Roman"/>
-        </w:rPr>
-        <w:t>原书</w:t>
-      </w:r>
-      <w:r>
-        <w:rPr>
-          <w:rFonts w:ascii="Times New Roman" w:hAnsi="Times New Roman" w:eastAsia="Times New Roman" w:cs="Times New Roman"/>
-        </w:rPr>
-        <w:t xml:space="preserve"> </w:t>
-      </w:r>
-      <w:r>
-        <w:rPr>
-          <w:rFonts w:hint="eastAsia" w:ascii="Times New Roman" w:hAnsi="Times New Roman" w:eastAsia="Times New Roman" w:cs="Times New Roman"/>
-        </w:rPr>
-        <w:t>OCR「</w:t>
-      </w:r>
-      <w:r>
-        <w:rPr>
-          <w:rFonts w:hint="eastAsia" w:ascii="Times New Roman" w:hAnsi="Times New Roman" w:eastAsia="FangSong" w:cs="Times New Roman"/>
-        </w:rPr>
-        <w:t>钙镁</w:t>
-      </w:r>
-      <w:r>
-        <w:rPr>
-          <w:rFonts w:hint="eastAsia" w:ascii="Times New Roman" w:hAnsi="Times New Roman" w:eastAsia="Times New Roman" w:cs="Times New Roman"/>
-        </w:rPr>
-        <w:t>)</w:t>
-      </w:r>
-      <w:r>
-        <w:rPr>
-          <w:rFonts w:hint="eastAsia" w:ascii="Times New Roman" w:hAnsi="Times New Roman" w:eastAsia="FangSong" w:cs="Times New Roman"/>
-        </w:rPr>
-        <w:t>石榴子石</w:t>
-      </w:r>
-      <w:r>
-        <w:rPr>
-          <w:rFonts w:hint="eastAsia" w:ascii="Times New Roman" w:hAnsi="Times New Roman" w:eastAsia="Times New Roman" w:cs="Times New Roman"/>
-        </w:rPr>
-        <w:t>」</w:t>
-      </w:r>
-      <w:r>
-        <w:rPr>
-          <w:rFonts w:hint="eastAsia" w:ascii="Times New Roman" w:hAnsi="Times New Roman" w:eastAsia="FangSong" w:cs="Times New Roman"/>
-        </w:rPr>
-        <w:t>缺左括号</w:t>
-      </w:r>
-      <w:r>
-        <w:rPr>
-          <w:rFonts w:hint="eastAsia" w:ascii="Times New Roman" w:hAnsi="Times New Roman" w:eastAsia="Times New Roman" w:cs="Times New Roman"/>
-        </w:rPr>
-        <w:t>，</w:t>
-      </w:r>
-      <w:r>
-        <w:rPr>
-          <w:rFonts w:hint="eastAsia" w:ascii="Times New Roman" w:hAnsi="Times New Roman" w:eastAsia="FangSong" w:cs="Times New Roman"/>
-        </w:rPr>
-        <w:t>补全为</w:t>
-      </w:r>
-      <w:r>
-        <w:rPr>
-          <w:rFonts w:hint="eastAsia" w:ascii="Times New Roman" w:hAnsi="Times New Roman" w:eastAsia="Times New Roman" w:cs="Times New Roman"/>
-        </w:rPr>
-        <w:t>「（</w:t>
-      </w:r>
-      <w:r>
-        <w:rPr>
-          <w:rFonts w:hint="eastAsia" w:ascii="Times New Roman" w:hAnsi="Times New Roman" w:eastAsia="FangSong" w:cs="Times New Roman"/>
-        </w:rPr>
-        <w:t>钙镁</w:t>
-      </w:r>
-      <w:r>
-        <w:rPr>
-          <w:rFonts w:hint="eastAsia" w:ascii="Times New Roman" w:hAnsi="Times New Roman" w:eastAsia="Times New Roman" w:cs="Times New Roman"/>
-        </w:rPr>
-        <w:t>）</w:t>
-      </w:r>
-      <w:r>
-        <w:rPr>
-          <w:rFonts w:hint="eastAsia" w:ascii="Times New Roman" w:hAnsi="Times New Roman" w:eastAsia="FangSong" w:cs="Times New Roman"/>
-        </w:rPr>
-        <w:t>石榴子石</w:t>
-      </w:r>
-      <w:r>
-        <w:rPr>
-          <w:rFonts w:hint="eastAsia" w:ascii="Times New Roman" w:hAnsi="Times New Roman" w:eastAsia="Times New Roman" w:cs="Times New Roman"/>
-        </w:rPr>
-        <w:t>」。</w:t>
-      </w:r>
+        <w:spacing w:before="0" w:after="0"/>
+      </w:pPr>
+    </w:p>
+    <w:p>
+      <w:pPr>
+        <w:spacing w:before="0" w:after="0"/>
+      </w:pPr>
     </w:p>
     <w:p>
       <w:pPr>
@@ -14568,6 +14890,21 @@
         </w:rPr>
         <w:t xml:space="preserve">。</w:t>
       </w:r>
+    </w:p>
+    <w:p>
+      <w:pPr>
+        <w:spacing w:before="0" w:after="0"/>
+      </w:pPr>
+    </w:p>
+    <w:p>
+      <w:pPr>
+        <w:spacing w:before="0" w:after="0"/>
+      </w:pPr>
+    </w:p>
+    <w:p>
+      <w:pPr>
+        <w:spacing w:before="0" w:after="0"/>
+      </w:pPr>
     </w:p>
     <w:p>
       <w:pPr>
@@ -15146,6 +15483,31 @@
         </w:rPr>
         <w:t>。</w:t>
       </w:r>
+    </w:p>
+    <w:p>
+      <w:pPr>
+        <w:spacing w:before="0" w:after="0"/>
+      </w:pPr>
+    </w:p>
+    <w:p>
+      <w:pPr>
+        <w:spacing w:before="0" w:after="0"/>
+      </w:pPr>
+    </w:p>
+    <w:p>
+      <w:pPr>
+        <w:spacing w:before="0" w:after="0"/>
+      </w:pPr>
+    </w:p>
+    <w:p>
+      <w:pPr>
+        <w:spacing w:before="0" w:after="0"/>
+      </w:pPr>
+    </w:p>
+    <w:p>
+      <w:pPr>
+        <w:spacing w:before="0" w:after="0"/>
+      </w:pPr>
     </w:p>
     <w:p>
       <w:pPr>
@@ -16101,6 +16463,16 @@
     </w:p>
     <w:p>
       <w:pPr>
+        <w:spacing w:before="0" w:after="0"/>
+      </w:pPr>
+    </w:p>
+    <w:p>
+      <w:pPr>
+        <w:spacing w:before="0" w:after="0"/>
+      </w:pPr>
+    </w:p>
+    <w:p>
+      <w:pPr>
         <w:spacing w:before="160" w:after="80"/>
       </w:pPr>
       <w:r>
@@ -16226,6 +16598,31 @@
     </w:p>
     <w:p>
       <w:pPr>
+        <w:spacing w:before="0" w:after="0"/>
+      </w:pPr>
+    </w:p>
+    <w:p>
+      <w:pPr>
+        <w:spacing w:before="0" w:after="0"/>
+      </w:pPr>
+    </w:p>
+    <w:p>
+      <w:pPr>
+        <w:spacing w:before="0" w:after="0"/>
+      </w:pPr>
+    </w:p>
+    <w:p>
+      <w:pPr>
+        <w:spacing w:before="0" w:after="0"/>
+      </w:pPr>
+    </w:p>
+    <w:p>
+      <w:pPr>
+        <w:spacing w:before="0" w:after="0"/>
+      </w:pPr>
+    </w:p>
+    <w:p>
+      <w:pPr>
         <w:spacing w:before="160" w:after="80"/>
       </w:pPr>
       <w:r>
@@ -16608,6 +17005,31 @@
         </w:rPr>
         <w:t>？</w:t>
       </w:r>
+    </w:p>
+    <w:p>
+      <w:pPr>
+        <w:spacing w:before="0" w:after="0"/>
+      </w:pPr>
+    </w:p>
+    <w:p>
+      <w:pPr>
+        <w:spacing w:before="0" w:after="0"/>
+      </w:pPr>
+    </w:p>
+    <w:p>
+      <w:pPr>
+        <w:spacing w:before="0" w:after="0"/>
+      </w:pPr>
+    </w:p>
+    <w:p>
+      <w:pPr>
+        <w:spacing w:before="0" w:after="0"/>
+      </w:pPr>
+    </w:p>
+    <w:p>
+      <w:pPr>
+        <w:spacing w:before="0" w:after="0"/>
+      </w:pPr>
     </w:p>
     <w:p>
       <w:pPr>
@@ -16956,6 +17378,21 @@
         </w:rPr>
         <w:t>”</w:t>
       </w:r>
+    </w:p>
+    <w:p>
+      <w:pPr>
+        <w:spacing w:before="0" w:after="0"/>
+      </w:pPr>
+    </w:p>
+    <w:p>
+      <w:pPr>
+        <w:spacing w:before="0" w:after="0"/>
+      </w:pPr>
+    </w:p>
+    <w:p>
+      <w:pPr>
+        <w:spacing w:before="0" w:after="0"/>
+      </w:pPr>
     </w:p>
     <w:p>
       <w:pPr>
@@ -17200,6 +17637,21 @@
           </m:e>
         </m:rad>
       </m:oMath>
+    </w:p>
+    <w:p>
+      <w:pPr>
+        <w:spacing w:before="0" w:after="0"/>
+      </w:pPr>
+    </w:p>
+    <w:p>
+      <w:pPr>
+        <w:spacing w:before="0" w:after="0"/>
+      </w:pPr>
+    </w:p>
+    <w:p>
+      <w:pPr>
+        <w:spacing w:before="0" w:after="0"/>
+      </w:pPr>
     </w:p>
     <w:p>
       <w:pPr>
@@ -17819,6 +18271,46 @@
     </w:p>
     <w:p>
       <w:pPr>
+        <w:spacing w:before="0" w:after="0"/>
+      </w:pPr>
+    </w:p>
+    <w:p>
+      <w:pPr>
+        <w:spacing w:before="0" w:after="0"/>
+      </w:pPr>
+    </w:p>
+    <w:p>
+      <w:pPr>
+        <w:spacing w:before="0" w:after="0"/>
+      </w:pPr>
+    </w:p>
+    <w:p>
+      <w:pPr>
+        <w:spacing w:before="0" w:after="0"/>
+      </w:pPr>
+    </w:p>
+    <w:p>
+      <w:pPr>
+        <w:spacing w:before="0" w:after="0"/>
+      </w:pPr>
+    </w:p>
+    <w:p>
+      <w:pPr>
+        <w:spacing w:before="0" w:after="0"/>
+      </w:pPr>
+    </w:p>
+    <w:p>
+      <w:pPr>
+        <w:spacing w:before="0" w:after="0"/>
+      </w:pPr>
+    </w:p>
+    <w:p>
+      <w:pPr>
+        <w:spacing w:before="0" w:after="0"/>
+      </w:pPr>
+    </w:p>
+    <w:p>
+      <w:pPr>
         <w:spacing w:before="160" w:after="80"/>
       </w:pPr>
       <w:r>
@@ -18606,6 +19098,46 @@
     </w:p>
     <w:p>
       <w:pPr>
+        <w:spacing w:before="0" w:after="0"/>
+      </w:pPr>
+    </w:p>
+    <w:p>
+      <w:pPr>
+        <w:spacing w:before="0" w:after="0"/>
+      </w:pPr>
+    </w:p>
+    <w:p>
+      <w:pPr>
+        <w:spacing w:before="0" w:after="0"/>
+      </w:pPr>
+    </w:p>
+    <w:p>
+      <w:pPr>
+        <w:spacing w:before="0" w:after="0"/>
+      </w:pPr>
+    </w:p>
+    <w:p>
+      <w:pPr>
+        <w:spacing w:before="0" w:after="0"/>
+      </w:pPr>
+    </w:p>
+    <w:p>
+      <w:pPr>
+        <w:spacing w:before="0" w:after="0"/>
+      </w:pPr>
+    </w:p>
+    <w:p>
+      <w:pPr>
+        <w:spacing w:before="0" w:after="0"/>
+      </w:pPr>
+    </w:p>
+    <w:p>
+      <w:pPr>
+        <w:spacing w:before="0" w:after="0"/>
+      </w:pPr>
+    </w:p>
+    <w:p>
+      <w:pPr>
         <w:spacing w:before="160" w:after="80"/>
       </w:pPr>
       <w:r>
@@ -19408,6 +19940,46 @@
     </w:p>
     <w:p>
       <w:pPr>
+        <w:spacing w:before="0" w:after="0"/>
+      </w:pPr>
+    </w:p>
+    <w:p>
+      <w:pPr>
+        <w:spacing w:before="0" w:after="0"/>
+      </w:pPr>
+    </w:p>
+    <w:p>
+      <w:pPr>
+        <w:spacing w:before="0" w:after="0"/>
+      </w:pPr>
+    </w:p>
+    <w:p>
+      <w:pPr>
+        <w:spacing w:before="0" w:after="0"/>
+      </w:pPr>
+    </w:p>
+    <w:p>
+      <w:pPr>
+        <w:spacing w:before="0" w:after="0"/>
+      </w:pPr>
+    </w:p>
+    <w:p>
+      <w:pPr>
+        <w:spacing w:before="0" w:after="0"/>
+      </w:pPr>
+    </w:p>
+    <w:p>
+      <w:pPr>
+        <w:spacing w:before="0" w:after="0"/>
+      </w:pPr>
+    </w:p>
+    <w:p>
+      <w:pPr>
+        <w:spacing w:before="0" w:after="0"/>
+      </w:pPr>
+    </w:p>
+    <w:p>
+      <w:pPr>
         <w:spacing w:before="160" w:after="80"/>
       </w:pPr>
       <w:r>
@@ -19720,6 +20292,31 @@
     </w:p>
     <w:p>
       <w:pPr>
+        <w:spacing w:before="0" w:after="0"/>
+      </w:pPr>
+    </w:p>
+    <w:p>
+      <w:pPr>
+        <w:spacing w:before="0" w:after="0"/>
+      </w:pPr>
+    </w:p>
+    <w:p>
+      <w:pPr>
+        <w:spacing w:before="0" w:after="0"/>
+      </w:pPr>
+    </w:p>
+    <w:p>
+      <w:pPr>
+        <w:spacing w:before="0" w:after="0"/>
+      </w:pPr>
+    </w:p>
+    <w:p>
+      <w:pPr>
+        <w:spacing w:before="0" w:after="0"/>
+      </w:pPr>
+    </w:p>
+    <w:p>
+      <w:pPr>
         <w:spacing w:before="160" w:after="80"/>
       </w:pPr>
       <w:r>
@@ -20034,6 +20631,21 @@
     </w:p>
     <w:p>
       <w:pPr>
+        <w:spacing w:before="0" w:after="0"/>
+      </w:pPr>
+    </w:p>
+    <w:p>
+      <w:pPr>
+        <w:spacing w:before="0" w:after="0"/>
+      </w:pPr>
+    </w:p>
+    <w:p>
+      <w:pPr>
+        <w:spacing w:before="0" w:after="0"/>
+      </w:pPr>
+    </w:p>
+    <w:p>
+      <w:pPr>
         <w:spacing w:before="160" w:after="80"/>
       </w:pPr>
       <w:r>
@@ -20741,6 +21353,31 @@
         </w:rPr>
         <w:t xml:space="preserve">。</w:t>
       </w:r>
+    </w:p>
+    <w:p>
+      <w:pPr>
+        <w:spacing w:before="0" w:after="0"/>
+      </w:pPr>
+    </w:p>
+    <w:p>
+      <w:pPr>
+        <w:spacing w:before="0" w:after="0"/>
+      </w:pPr>
+    </w:p>
+    <w:p>
+      <w:pPr>
+        <w:spacing w:before="0" w:after="0"/>
+      </w:pPr>
+    </w:p>
+    <w:p>
+      <w:pPr>
+        <w:spacing w:before="0" w:after="0"/>
+      </w:pPr>
+    </w:p>
+    <w:p>
+      <w:pPr>
+        <w:spacing w:before="0" w:after="0"/>
+      </w:pPr>
     </w:p>
     <w:p>
       <w:pPr>
@@ -21269,6 +21906,31 @@
     </w:p>
     <w:p>
       <w:pPr>
+        <w:spacing w:before="0" w:after="0"/>
+      </w:pPr>
+    </w:p>
+    <w:p>
+      <w:pPr>
+        <w:spacing w:before="0" w:after="0"/>
+      </w:pPr>
+    </w:p>
+    <w:p>
+      <w:pPr>
+        <w:spacing w:before="0" w:after="0"/>
+      </w:pPr>
+    </w:p>
+    <w:p>
+      <w:pPr>
+        <w:spacing w:before="0" w:after="0"/>
+      </w:pPr>
+    </w:p>
+    <w:p>
+      <w:pPr>
+        <w:spacing w:before="0" w:after="0"/>
+      </w:pPr>
+    </w:p>
+    <w:p>
+      <w:pPr>
         <w:spacing w:before="160" w:after="80"/>
       </w:pPr>
       <w:r>
@@ -22999,6 +23661,46 @@
     </w:p>
     <w:p>
       <w:pPr>
+        <w:spacing w:before="0" w:after="0"/>
+      </w:pPr>
+    </w:p>
+    <w:p>
+      <w:pPr>
+        <w:spacing w:before="0" w:after="0"/>
+      </w:pPr>
+    </w:p>
+    <w:p>
+      <w:pPr>
+        <w:spacing w:before="0" w:after="0"/>
+      </w:pPr>
+    </w:p>
+    <w:p>
+      <w:pPr>
+        <w:spacing w:before="0" w:after="0"/>
+      </w:pPr>
+    </w:p>
+    <w:p>
+      <w:pPr>
+        <w:spacing w:before="0" w:after="0"/>
+      </w:pPr>
+    </w:p>
+    <w:p>
+      <w:pPr>
+        <w:spacing w:before="0" w:after="0"/>
+      </w:pPr>
+    </w:p>
+    <w:p>
+      <w:pPr>
+        <w:spacing w:before="0" w:after="0"/>
+      </w:pPr>
+    </w:p>
+    <w:p>
+      <w:pPr>
+        <w:spacing w:before="0" w:after="0"/>
+      </w:pPr>
+    </w:p>
+    <w:p>
+      <w:pPr>
         <w:spacing w:before="160" w:after="80"/>
       </w:pPr>
       <w:r>
@@ -23959,6 +24661,46 @@
     </w:p>
     <w:p>
       <w:pPr>
+        <w:spacing w:before="0" w:after="0"/>
+      </w:pPr>
+    </w:p>
+    <w:p>
+      <w:pPr>
+        <w:spacing w:before="0" w:after="0"/>
+      </w:pPr>
+    </w:p>
+    <w:p>
+      <w:pPr>
+        <w:spacing w:before="0" w:after="0"/>
+      </w:pPr>
+    </w:p>
+    <w:p>
+      <w:pPr>
+        <w:spacing w:before="0" w:after="0"/>
+      </w:pPr>
+    </w:p>
+    <w:p>
+      <w:pPr>
+        <w:spacing w:before="0" w:after="0"/>
+      </w:pPr>
+    </w:p>
+    <w:p>
+      <w:pPr>
+        <w:spacing w:before="0" w:after="0"/>
+      </w:pPr>
+    </w:p>
+    <w:p>
+      <w:pPr>
+        <w:spacing w:before="0" w:after="0"/>
+      </w:pPr>
+    </w:p>
+    <w:p>
+      <w:pPr>
+        <w:spacing w:before="0" w:after="0"/>
+      </w:pPr>
+    </w:p>
+    <w:p>
+      <w:pPr>
         <w:spacing w:before="160" w:after="80"/>
       </w:pPr>
       <w:r>
@@ -24425,6 +25167,46 @@
     </w:p>
     <w:p>
       <w:pPr>
+        <w:spacing w:before="0" w:after="0"/>
+      </w:pPr>
+    </w:p>
+    <w:p>
+      <w:pPr>
+        <w:spacing w:before="0" w:after="0"/>
+      </w:pPr>
+    </w:p>
+    <w:p>
+      <w:pPr>
+        <w:spacing w:before="0" w:after="0"/>
+      </w:pPr>
+    </w:p>
+    <w:p>
+      <w:pPr>
+        <w:spacing w:before="0" w:after="0"/>
+      </w:pPr>
+    </w:p>
+    <w:p>
+      <w:pPr>
+        <w:spacing w:before="0" w:after="0"/>
+      </w:pPr>
+    </w:p>
+    <w:p>
+      <w:pPr>
+        <w:spacing w:before="0" w:after="0"/>
+      </w:pPr>
+    </w:p>
+    <w:p>
+      <w:pPr>
+        <w:spacing w:before="0" w:after="0"/>
+      </w:pPr>
+    </w:p>
+    <w:p>
+      <w:pPr>
+        <w:spacing w:before="0" w:after="0"/>
+      </w:pPr>
+    </w:p>
+    <w:p>
+      <w:pPr>
         <w:spacing w:before="160" w:after="80"/>
       </w:pPr>
       <w:r>
@@ -24752,6 +25534,31 @@
     </w:p>
     <w:p>
       <w:pPr>
+        <w:spacing w:before="0" w:after="0"/>
+      </w:pPr>
+    </w:p>
+    <w:p>
+      <w:pPr>
+        <w:spacing w:before="0" w:after="0"/>
+      </w:pPr>
+    </w:p>
+    <w:p>
+      <w:pPr>
+        <w:spacing w:before="0" w:after="0"/>
+      </w:pPr>
+    </w:p>
+    <w:p>
+      <w:pPr>
+        <w:spacing w:before="0" w:after="0"/>
+      </w:pPr>
+    </w:p>
+    <w:p>
+      <w:pPr>
+        <w:spacing w:before="0" w:after="0"/>
+      </w:pPr>
+    </w:p>
+    <w:p>
+      <w:pPr>
         <w:spacing w:before="160" w:after="80"/>
       </w:pPr>
       <w:r>
@@ -25439,6 +26246,46 @@
     </w:p>
     <w:p>
       <w:pPr>
+        <w:spacing w:before="0" w:after="0"/>
+      </w:pPr>
+    </w:p>
+    <w:p>
+      <w:pPr>
+        <w:spacing w:before="0" w:after="0"/>
+      </w:pPr>
+    </w:p>
+    <w:p>
+      <w:pPr>
+        <w:spacing w:before="0" w:after="0"/>
+      </w:pPr>
+    </w:p>
+    <w:p>
+      <w:pPr>
+        <w:spacing w:before="0" w:after="0"/>
+      </w:pPr>
+    </w:p>
+    <w:p>
+      <w:pPr>
+        <w:spacing w:before="0" w:after="0"/>
+      </w:pPr>
+    </w:p>
+    <w:p>
+      <w:pPr>
+        <w:spacing w:before="0" w:after="0"/>
+      </w:pPr>
+    </w:p>
+    <w:p>
+      <w:pPr>
+        <w:spacing w:before="0" w:after="0"/>
+      </w:pPr>
+    </w:p>
+    <w:p>
+      <w:pPr>
+        <w:spacing w:before="0" w:after="0"/>
+      </w:pPr>
+    </w:p>
+    <w:p>
+      <w:pPr>
         <w:spacing w:before="160" w:after="80"/>
       </w:pPr>
       <w:r>
@@ -25743,6 +26590,31 @@
     </w:p>
     <w:p>
       <w:pPr>
+        <w:spacing w:before="0" w:after="0"/>
+      </w:pPr>
+    </w:p>
+    <w:p>
+      <w:pPr>
+        <w:spacing w:before="0" w:after="0"/>
+      </w:pPr>
+    </w:p>
+    <w:p>
+      <w:pPr>
+        <w:spacing w:before="0" w:after="0"/>
+      </w:pPr>
+    </w:p>
+    <w:p>
+      <w:pPr>
+        <w:spacing w:before="0" w:after="0"/>
+      </w:pPr>
+    </w:p>
+    <w:p>
+      <w:pPr>
+        <w:spacing w:before="0" w:after="0"/>
+      </w:pPr>
+    </w:p>
+    <w:p>
+      <w:pPr>
         <w:spacing w:before="160" w:after="80"/>
       </w:pPr>
       <w:r>
@@ -26105,6 +26977,31 @@
     </w:p>
     <w:p>
       <w:pPr>
+        <w:spacing w:before="0" w:after="0"/>
+      </w:pPr>
+    </w:p>
+    <w:p>
+      <w:pPr>
+        <w:spacing w:before="0" w:after="0"/>
+      </w:pPr>
+    </w:p>
+    <w:p>
+      <w:pPr>
+        <w:spacing w:before="0" w:after="0"/>
+      </w:pPr>
+    </w:p>
+    <w:p>
+      <w:pPr>
+        <w:spacing w:before="0" w:after="0"/>
+      </w:pPr>
+    </w:p>
+    <w:p>
+      <w:pPr>
+        <w:spacing w:before="0" w:after="0"/>
+      </w:pPr>
+    </w:p>
+    <w:p>
+      <w:pPr>
         <w:spacing w:before="160" w:after="80"/>
       </w:pPr>
       <w:r>
@@ -26361,6 +27258,31 @@
     </w:p>
     <w:p>
       <w:pPr>
+        <w:spacing w:before="0" w:after="0"/>
+      </w:pPr>
+    </w:p>
+    <w:p>
+      <w:pPr>
+        <w:spacing w:before="0" w:after="0"/>
+      </w:pPr>
+    </w:p>
+    <w:p>
+      <w:pPr>
+        <w:spacing w:before="0" w:after="0"/>
+      </w:pPr>
+    </w:p>
+    <w:p>
+      <w:pPr>
+        <w:spacing w:before="0" w:after="0"/>
+      </w:pPr>
+    </w:p>
+    <w:p>
+      <w:pPr>
+        <w:spacing w:before="0" w:after="0"/>
+      </w:pPr>
+    </w:p>
+    <w:p>
+      <w:pPr>
         <w:spacing w:before="160" w:after="80"/>
       </w:pPr>
       <w:r>
@@ -26625,6 +27547,31 @@
     </w:p>
     <w:p>
       <w:pPr>
+        <w:spacing w:before="0" w:after="0"/>
+      </w:pPr>
+    </w:p>
+    <w:p>
+      <w:pPr>
+        <w:spacing w:before="0" w:after="0"/>
+      </w:pPr>
+    </w:p>
+    <w:p>
+      <w:pPr>
+        <w:spacing w:before="0" w:after="0"/>
+      </w:pPr>
+    </w:p>
+    <w:p>
+      <w:pPr>
+        <w:spacing w:before="0" w:after="0"/>
+      </w:pPr>
+    </w:p>
+    <w:p>
+      <w:pPr>
+        <w:spacing w:before="0" w:after="0"/>
+      </w:pPr>
+    </w:p>
+    <w:p>
+      <w:pPr>
         <w:spacing w:before="160" w:after="80"/>
       </w:pPr>
       <w:r>
@@ -26909,6 +27856,46 @@
     </w:p>
     <w:p>
       <w:pPr>
+        <w:spacing w:before="0" w:after="0"/>
+      </w:pPr>
+    </w:p>
+    <w:p>
+      <w:pPr>
+        <w:spacing w:before="0" w:after="0"/>
+      </w:pPr>
+    </w:p>
+    <w:p>
+      <w:pPr>
+        <w:spacing w:before="0" w:after="0"/>
+      </w:pPr>
+    </w:p>
+    <w:p>
+      <w:pPr>
+        <w:spacing w:before="0" w:after="0"/>
+      </w:pPr>
+    </w:p>
+    <w:p>
+      <w:pPr>
+        <w:spacing w:before="0" w:after="0"/>
+      </w:pPr>
+    </w:p>
+    <w:p>
+      <w:pPr>
+        <w:spacing w:before="0" w:after="0"/>
+      </w:pPr>
+    </w:p>
+    <w:p>
+      <w:pPr>
+        <w:spacing w:before="0" w:after="0"/>
+      </w:pPr>
+    </w:p>
+    <w:p>
+      <w:pPr>
+        <w:spacing w:before="0" w:after="0"/>
+      </w:pPr>
+    </w:p>
+    <w:p>
+      <w:pPr>
         <w:spacing w:before="160" w:after="80"/>
       </w:pPr>
       <w:r>
@@ -27359,6 +28346,46 @@
         </w:rPr>
         <w:t>。</w:t>
       </w:r>
+    </w:p>
+    <w:p>
+      <w:pPr>
+        <w:spacing w:before="0" w:after="0"/>
+      </w:pPr>
+    </w:p>
+    <w:p>
+      <w:pPr>
+        <w:spacing w:before="0" w:after="0"/>
+      </w:pPr>
+    </w:p>
+    <w:p>
+      <w:pPr>
+        <w:spacing w:before="0" w:after="0"/>
+      </w:pPr>
+    </w:p>
+    <w:p>
+      <w:pPr>
+        <w:spacing w:before="0" w:after="0"/>
+      </w:pPr>
+    </w:p>
+    <w:p>
+      <w:pPr>
+        <w:spacing w:before="0" w:after="0"/>
+      </w:pPr>
+    </w:p>
+    <w:p>
+      <w:pPr>
+        <w:spacing w:before="0" w:after="0"/>
+      </w:pPr>
+    </w:p>
+    <w:p>
+      <w:pPr>
+        <w:spacing w:before="0" w:after="0"/>
+      </w:pPr>
+    </w:p>
+    <w:p>
+      <w:pPr>
+        <w:spacing w:before="0" w:after="0"/>
+      </w:pPr>
     </w:p>
     <w:p>
       <w:pPr>
@@ -27943,6 +28970,31 @@
     </w:tbl>
     <w:p>
       <w:pPr>
+        <w:spacing w:before="0" w:after="0"/>
+      </w:pPr>
+    </w:p>
+    <w:p>
+      <w:pPr>
+        <w:spacing w:before="0" w:after="0"/>
+      </w:pPr>
+    </w:p>
+    <w:p>
+      <w:pPr>
+        <w:spacing w:before="0" w:after="0"/>
+      </w:pPr>
+    </w:p>
+    <w:p>
+      <w:pPr>
+        <w:spacing w:before="0" w:after="0"/>
+      </w:pPr>
+    </w:p>
+    <w:p>
+      <w:pPr>
+        <w:spacing w:before="0" w:after="0"/>
+      </w:pPr>
+    </w:p>
+    <w:p>
+      <w:pPr>
         <w:spacing w:before="160" w:after="80"/>
       </w:pPr>
       <w:r>
@@ -28690,6 +29742,16 @@
     </w:p>
     <w:p>
       <w:pPr>
+        <w:spacing w:before="0" w:after="0"/>
+      </w:pPr>
+    </w:p>
+    <w:p>
+      <w:pPr>
+        <w:spacing w:before="0" w:after="0"/>
+      </w:pPr>
+    </w:p>
+    <w:p>
+      <w:pPr>
         <w:spacing w:before="160" w:after="80"/>
       </w:pPr>
       <w:r>
@@ -29055,6 +30117,16 @@
         </w:rPr>
         <w:t>则平衡向逆反应方向移动</w:t>
       </w:r>
+    </w:p>
+    <w:p>
+      <w:pPr>
+        <w:spacing w:before="0" w:after="0"/>
+      </w:pPr>
+    </w:p>
+    <w:p>
+      <w:pPr>
+        <w:spacing w:before="0" w:after="0"/>
+      </w:pPr>
     </w:p>
     <w:p>
       <w:pPr>
@@ -30514,6 +31586,16 @@
         </w:rPr>
         <w:t xml:space="preserve">分别相等</w:t>
       </w:r>
+    </w:p>
+    <w:p>
+      <w:pPr>
+        <w:spacing w:before="0" w:after="0"/>
+      </w:pPr>
+    </w:p>
+    <w:p>
+      <w:pPr>
+        <w:spacing w:before="0" w:after="0"/>
+      </w:pPr>
     </w:p>
     <w:p>
       <w:pPr>
@@ -31472,6 +32554,46 @@
     </w:p>
     <w:p>
       <w:pPr>
+        <w:spacing w:before="0" w:after="0"/>
+      </w:pPr>
+    </w:p>
+    <w:p>
+      <w:pPr>
+        <w:spacing w:before="0" w:after="0"/>
+      </w:pPr>
+    </w:p>
+    <w:p>
+      <w:pPr>
+        <w:spacing w:before="0" w:after="0"/>
+      </w:pPr>
+    </w:p>
+    <w:p>
+      <w:pPr>
+        <w:spacing w:before="0" w:after="0"/>
+      </w:pPr>
+    </w:p>
+    <w:p>
+      <w:pPr>
+        <w:spacing w:before="0" w:after="0"/>
+      </w:pPr>
+    </w:p>
+    <w:p>
+      <w:pPr>
+        <w:spacing w:before="0" w:after="0"/>
+      </w:pPr>
+    </w:p>
+    <w:p>
+      <w:pPr>
+        <w:spacing w:before="0" w:after="0"/>
+      </w:pPr>
+    </w:p>
+    <w:p>
+      <w:pPr>
+        <w:spacing w:before="0" w:after="0"/>
+      </w:pPr>
+    </w:p>
+    <w:p>
+      <w:pPr>
         <w:spacing w:before="160" w:after="80"/>
       </w:pPr>
       <w:r>
@@ -32232,6 +33354,31 @@
         </w:rPr>
         <w:t>。</w:t>
       </w:r>
+    </w:p>
+    <w:p>
+      <w:pPr>
+        <w:spacing w:before="0" w:after="0"/>
+      </w:pPr>
+    </w:p>
+    <w:p>
+      <w:pPr>
+        <w:spacing w:before="0" w:after="0"/>
+      </w:pPr>
+    </w:p>
+    <w:p>
+      <w:pPr>
+        <w:spacing w:before="0" w:after="0"/>
+      </w:pPr>
+    </w:p>
+    <w:p>
+      <w:pPr>
+        <w:spacing w:before="0" w:after="0"/>
+      </w:pPr>
+    </w:p>
+    <w:p>
+      <w:pPr>
+        <w:spacing w:before="0" w:after="0"/>
+      </w:pPr>
     </w:p>
     <w:p>
       <w:pPr>
@@ -32896,6 +34043,46 @@
     </w:p>
     <w:p>
       <w:pPr>
+        <w:spacing w:before="0" w:after="0"/>
+      </w:pPr>
+    </w:p>
+    <w:p>
+      <w:pPr>
+        <w:spacing w:before="0" w:after="0"/>
+      </w:pPr>
+    </w:p>
+    <w:p>
+      <w:pPr>
+        <w:spacing w:before="0" w:after="0"/>
+      </w:pPr>
+    </w:p>
+    <w:p>
+      <w:pPr>
+        <w:spacing w:before="0" w:after="0"/>
+      </w:pPr>
+    </w:p>
+    <w:p>
+      <w:pPr>
+        <w:spacing w:before="0" w:after="0"/>
+      </w:pPr>
+    </w:p>
+    <w:p>
+      <w:pPr>
+        <w:spacing w:before="0" w:after="0"/>
+      </w:pPr>
+    </w:p>
+    <w:p>
+      <w:pPr>
+        <w:spacing w:before="0" w:after="0"/>
+      </w:pPr>
+    </w:p>
+    <w:p>
+      <w:pPr>
+        <w:spacing w:before="0" w:after="0"/>
+      </w:pPr>
+    </w:p>
+    <w:p>
+      <w:pPr>
         <w:spacing w:before="160" w:after="80"/>
       </w:pPr>
       <w:r>
@@ -33190,6 +34377,8 @@
     <w:p>
       <w:pPr>
         <w:pStyle w:val="BodyText"/>
+        <w:ind w:left="480" w:hanging="480"/>
+        <w:spacing w:after="0"/>
       </w:pPr>
       <w:r>
         <w:rPr>
@@ -33207,7 +34396,46 @@
         <w:rPr>
           <w:rFonts w:hint="eastAsia" w:ascii="Times New Roman" w:hAnsi="Times New Roman" w:eastAsia="Times New Roman" w:cs="Times New Roman"/>
         </w:rPr>
-        <w:t>，n(A):n(B):n(C)</w:t>
+        <w:t>，n</w:t>
+      </w:r>
+    </w:p>
+    <w:p>
+      <w:pPr>
+        <w:pStyle w:val="BodyText"/>
+        <w:ind w:left="480" w:hanging="480"/>
+        <w:spacing w:before="0" w:after="0"/>
+      </w:pPr>
+      <w:r>
+        <w:rPr>
+          <w:rFonts w:hint="eastAsia" w:ascii="Times New Roman" w:hAnsi="Times New Roman" w:eastAsia="Times New Roman" w:cs="Times New Roman"/>
+        </w:rPr>
+        <w:t>(A):n</w:t>
+      </w:r>
+    </w:p>
+    <w:p>
+      <w:pPr>
+        <w:pStyle w:val="BodyText"/>
+        <w:ind w:left="480" w:hanging="480"/>
+        <w:spacing w:before="0" w:after="0"/>
+      </w:pPr>
+      <w:r>
+        <w:rPr>
+          <w:rFonts w:hint="eastAsia" w:ascii="Times New Roman" w:hAnsi="Times New Roman" w:eastAsia="Times New Roman" w:cs="Times New Roman"/>
+        </w:rPr>
+        <w:t>(B):n</w:t>
+      </w:r>
+    </w:p>
+    <w:p>
+      <w:pPr>
+        <w:pStyle w:val="BodyText"/>
+        <w:ind w:left="480" w:hanging="480"/>
+        <w:spacing w:before="0" w:after="180"/>
+      </w:pPr>
+      <w:r>
+        <w:rPr>
+          <w:rFonts w:hint="eastAsia" w:ascii="Times New Roman" w:hAnsi="Times New Roman" w:eastAsia="Times New Roman" w:cs="Times New Roman"/>
+        </w:rPr>
+        <w:t>(C)</w:t>
       </w:r>
       <w:r>
         <w:rPr>
@@ -33303,6 +34531,16 @@
         </w:rPr>
         <w:t xml:space="preserve">的体积分数可能减小</w:t>
       </w:r>
+    </w:p>
+    <w:p>
+      <w:pPr>
+        <w:spacing w:before="0" w:after="0"/>
+      </w:pPr>
+    </w:p>
+    <w:p>
+      <w:pPr>
+        <w:spacing w:before="0" w:after="0"/>
+      </w:pPr>
     </w:p>
     <w:p>
       <w:pPr>
@@ -34474,6 +35712,46 @@
         </w:rPr>
         <w:t>：____。</w:t>
       </w:r>
+    </w:p>
+    <w:p>
+      <w:pPr>
+        <w:spacing w:before="0" w:after="0"/>
+      </w:pPr>
+    </w:p>
+    <w:p>
+      <w:pPr>
+        <w:spacing w:before="0" w:after="0"/>
+      </w:pPr>
+    </w:p>
+    <w:p>
+      <w:pPr>
+        <w:spacing w:before="0" w:after="0"/>
+      </w:pPr>
+    </w:p>
+    <w:p>
+      <w:pPr>
+        <w:spacing w:before="0" w:after="0"/>
+      </w:pPr>
+    </w:p>
+    <w:p>
+      <w:pPr>
+        <w:spacing w:before="0" w:after="0"/>
+      </w:pPr>
+    </w:p>
+    <w:p>
+      <w:pPr>
+        <w:spacing w:before="0" w:after="0"/>
+      </w:pPr>
+    </w:p>
+    <w:p>
+      <w:pPr>
+        <w:spacing w:before="0" w:after="0"/>
+      </w:pPr>
+    </w:p>
+    <w:p>
+      <w:pPr>
+        <w:spacing w:before="0" w:after="0"/>
+      </w:pPr>
     </w:p>
     <w:p>
       <w:pPr>
@@ -34734,7 +36012,7 @@
         </w:rPr>
         <w:drawing>
           <wp:inline>
-            <wp:extent cx="3240000" cy="2589259"/>
+            <wp:extent cx="3240000" cy="2582410"/>
             <wp:effectExtent b="0" l="0" r="0" t="0"/>
             <wp:docPr descr="" title="" id="81" name="Picture"/>
             <a:graphic>
@@ -34755,7 +36033,7 @@
                   <pic:spPr bwMode="auto">
                     <a:xfrm>
                       <a:off x="0" y="0"/>
-                      <a:ext cx="3240000" cy="2589259"/>
+                      <a:ext cx="3240000" cy="2582410"/>
                     </a:xfrm>
                     <a:prstGeom prst="rect">
                       <a:avLst/>
@@ -34809,7 +36087,7 @@
         </w:rPr>
         <w:drawing>
           <wp:inline>
-            <wp:extent cx="3240000" cy="2634201"/>
+            <wp:extent cx="3240000" cy="2613782"/>
             <wp:effectExtent b="0" l="0" r="0" t="0"/>
             <wp:docPr descr="" title="" id="84" name="Picture"/>
             <a:graphic>
@@ -34830,7 +36108,7 @@
                   <pic:spPr bwMode="auto">
                     <a:xfrm>
                       <a:off x="0" y="0"/>
-                      <a:ext cx="3240000" cy="2634201"/>
+                      <a:ext cx="3240000" cy="2613782"/>
                     </a:xfrm>
                     <a:prstGeom prst="rect">
                       <a:avLst/>
@@ -34884,7 +36162,7 @@
         </w:rPr>
         <w:drawing>
           <wp:inline>
-            <wp:extent cx="3240000" cy="2641528"/>
+            <wp:extent cx="3240000" cy="2632068"/>
             <wp:effectExtent b="0" l="0" r="0" t="0"/>
             <wp:docPr descr="" title="" id="87" name="Picture"/>
             <a:graphic>
@@ -34905,7 +36183,7 @@
                   <pic:spPr bwMode="auto">
                     <a:xfrm>
                       <a:off x="0" y="0"/>
-                      <a:ext cx="3240000" cy="2641528"/>
+                      <a:ext cx="3240000" cy="2632068"/>
                     </a:xfrm>
                     <a:prstGeom prst="rect">
                       <a:avLst/>
@@ -34926,91 +36204,6 @@
     </w:p>
     <w:p>
       <w:pPr>
-        <w:pStyle w:val="BlockText"/>
-      </w:pPr>
-      <w:r>
-        <w:rPr>
-          <w:rFonts w:hint="eastAsia" w:ascii="Times New Roman" w:hAnsi="Times New Roman" w:eastAsia="FangSong" w:cs="Times New Roman"/>
-          <w:b/>
-          <w:bCs/>
-        </w:rPr>
-        <w:t xml:space="preserve">校勘注</w:t>
-      </w:r>
-      <w:r>
-        <w:rPr>
-          <w:rFonts w:hint="eastAsia" w:ascii="Times New Roman" w:hAnsi="Times New Roman" w:eastAsia="Times New Roman" w:cs="Times New Roman"/>
-        </w:rPr>
-        <w:t>：</w:t>
-      </w:r>
-      <w:r>
-        <w:rPr>
-          <w:rFonts w:hint="eastAsia" w:ascii="Times New Roman" w:hAnsi="Times New Roman" w:eastAsia="FangSong" w:cs="Times New Roman"/>
-        </w:rPr>
-        <w:t>原书</w:t>
-      </w:r>
-      <w:r>
-        <w:rPr>
-          <w:rFonts w:ascii="Times New Roman" w:hAnsi="Times New Roman" w:eastAsia="Times New Roman" w:cs="Times New Roman"/>
-        </w:rPr>
-        <w:t xml:space="preserve"> A/B/C/D </w:t>
-      </w:r>
-      <w:r>
-        <w:rPr>
-          <w:rFonts w:hint="eastAsia" w:ascii="Times New Roman" w:hAnsi="Times New Roman" w:eastAsia="FangSong" w:cs="Times New Roman"/>
-        </w:rPr>
-        <w:t>四图并列排版</w:t>
-      </w:r>
-      <w:r>
-        <w:rPr>
-          <w:rFonts w:hint="eastAsia" w:ascii="Times New Roman" w:hAnsi="Times New Roman" w:eastAsia="Times New Roman" w:cs="Times New Roman"/>
-        </w:rPr>
-        <w:t>，</w:t>
-      </w:r>
-      <w:r>
-        <w:rPr>
-          <w:rFonts w:hint="eastAsia" w:ascii="Times New Roman" w:hAnsi="Times New Roman" w:eastAsia="FangSong" w:cs="Times New Roman"/>
-        </w:rPr>
-        <w:t>按批</w:t>
-      </w:r>
-      <w:r>
-        <w:rPr>
-          <w:rFonts w:hint="eastAsia" w:ascii="Times New Roman" w:hAnsi="Times New Roman" w:eastAsia="Times New Roman" w:cs="Times New Roman"/>
-        </w:rPr>
-        <w:t>46</w:t>
-      </w:r>
-      <w:r>
-        <w:rPr>
-          <w:rFonts w:ascii="Times New Roman" w:hAnsi="Times New Roman" w:eastAsia="Times New Roman" w:cs="Times New Roman"/>
-        </w:rPr>
-        <w:t xml:space="preserve"> </w:t>
-      </w:r>
-      <w:r>
-        <w:rPr>
-          <w:rFonts w:hint="eastAsia" w:ascii="Times New Roman" w:hAnsi="Times New Roman" w:eastAsia="FangSong" w:cs="Times New Roman"/>
-        </w:rPr>
-        <w:t>教训直接以四图竖排列出并附标注</w:t>
-      </w:r>
-      <w:r>
-        <w:rPr>
-          <w:rFonts w:hint="eastAsia" w:ascii="Times New Roman" w:hAnsi="Times New Roman" w:eastAsia="Times New Roman" w:cs="Times New Roman"/>
-        </w:rPr>
-        <w:t>（</w:t>
-      </w:r>
-      <w:r>
-        <w:rPr>
-          <w:rFonts w:hint="eastAsia" w:ascii="Times New Roman" w:hAnsi="Times New Roman" w:eastAsia="FangSong" w:cs="Times New Roman"/>
-        </w:rPr>
-        <w:t>非表格嵌入</w:t>
-      </w:r>
-      <w:r>
-        <w:rPr>
-          <w:rFonts w:hint="eastAsia" w:ascii="Times New Roman" w:hAnsi="Times New Roman" w:eastAsia="Times New Roman" w:cs="Times New Roman"/>
-        </w:rPr>
-        <w:t>）。</w:t>
-      </w:r>
-    </w:p>
-    <w:p>
-      <w:pPr>
         <w:numPr>
           <w:ilvl w:val="0"/>
           <w:numId w:val="1016"/>
@@ -35212,6 +36405,31 @@
         </w:rPr>
         <w:t>____。</w:t>
       </w:r>
+    </w:p>
+    <w:p>
+      <w:pPr>
+        <w:spacing w:before="0" w:after="0"/>
+      </w:pPr>
+    </w:p>
+    <w:p>
+      <w:pPr>
+        <w:spacing w:before="0" w:after="0"/>
+      </w:pPr>
+    </w:p>
+    <w:p>
+      <w:pPr>
+        <w:spacing w:before="0" w:after="0"/>
+      </w:pPr>
+    </w:p>
+    <w:p>
+      <w:pPr>
+        <w:spacing w:before="0" w:after="0"/>
+      </w:pPr>
+    </w:p>
+    <w:p>
+      <w:pPr>
+        <w:spacing w:before="0" w:after="0"/>
+      </w:pPr>
     </w:p>
     <w:p>
       <w:pPr>
@@ -36283,6 +37501,31 @@
     </w:p>
     <w:p>
       <w:pPr>
+        <w:spacing w:before="0" w:after="0"/>
+      </w:pPr>
+    </w:p>
+    <w:p>
+      <w:pPr>
+        <w:spacing w:before="0" w:after="0"/>
+      </w:pPr>
+    </w:p>
+    <w:p>
+      <w:pPr>
+        <w:spacing w:before="0" w:after="0"/>
+      </w:pPr>
+    </w:p>
+    <w:p>
+      <w:pPr>
+        <w:spacing w:before="0" w:after="0"/>
+      </w:pPr>
+    </w:p>
+    <w:p>
+      <w:pPr>
+        <w:spacing w:before="0" w:after="0"/>
+      </w:pPr>
+    </w:p>
+    <w:p>
+      <w:pPr>
         <w:spacing w:before="160" w:after="80"/>
       </w:pPr>
       <w:r>
@@ -36780,6 +38023,31 @@
     </w:p>
     <w:p>
       <w:pPr>
+        <w:spacing w:before="0" w:after="0"/>
+      </w:pPr>
+    </w:p>
+    <w:p>
+      <w:pPr>
+        <w:spacing w:before="0" w:after="0"/>
+      </w:pPr>
+    </w:p>
+    <w:p>
+      <w:pPr>
+        <w:spacing w:before="0" w:after="0"/>
+      </w:pPr>
+    </w:p>
+    <w:p>
+      <w:pPr>
+        <w:spacing w:before="0" w:after="0"/>
+      </w:pPr>
+    </w:p>
+    <w:p>
+      <w:pPr>
+        <w:spacing w:before="0" w:after="0"/>
+      </w:pPr>
+    </w:p>
+    <w:p>
+      <w:pPr>
         <w:spacing w:before="160" w:after="80"/>
       </w:pPr>
       <w:r>
@@ -37341,6 +38609,46 @@
     </w:p>
     <w:p>
       <w:pPr>
+        <w:spacing w:before="0" w:after="0"/>
+      </w:pPr>
+    </w:p>
+    <w:p>
+      <w:pPr>
+        <w:spacing w:before="0" w:after="0"/>
+      </w:pPr>
+    </w:p>
+    <w:p>
+      <w:pPr>
+        <w:spacing w:before="0" w:after="0"/>
+      </w:pPr>
+    </w:p>
+    <w:p>
+      <w:pPr>
+        <w:spacing w:before="0" w:after="0"/>
+      </w:pPr>
+    </w:p>
+    <w:p>
+      <w:pPr>
+        <w:spacing w:before="0" w:after="0"/>
+      </w:pPr>
+    </w:p>
+    <w:p>
+      <w:pPr>
+        <w:spacing w:before="0" w:after="0"/>
+      </w:pPr>
+    </w:p>
+    <w:p>
+      <w:pPr>
+        <w:spacing w:before="0" w:after="0"/>
+      </w:pPr>
+    </w:p>
+    <w:p>
+      <w:pPr>
+        <w:spacing w:before="0" w:after="0"/>
+      </w:pPr>
+    </w:p>
+    <w:p>
+      <w:pPr>
         <w:spacing w:before="160" w:after="80"/>
       </w:pPr>
       <w:r>
@@ -37446,7 +38754,7 @@
         </w:rPr>
         <w:drawing>
           <wp:inline>
-            <wp:extent cx="3600000" cy="770205"/>
+            <wp:extent cx="3600000" cy="763811"/>
             <wp:effectExtent b="0" l="0" r="0" t="0"/>
             <wp:docPr descr="" title="" id="94" name="Picture"/>
             <a:graphic>
@@ -37467,7 +38775,7 @@
                   <pic:spPr bwMode="auto">
                     <a:xfrm>
                       <a:off x="0" y="0"/>
-                      <a:ext cx="3600000" cy="770205"/>
+                      <a:ext cx="3600000" cy="763811"/>
                     </a:xfrm>
                     <a:prstGeom prst="rect">
                       <a:avLst/>
@@ -38681,6 +39989,46 @@
     </w:p>
     <w:p>
       <w:pPr>
+        <w:spacing w:before="0" w:after="0"/>
+      </w:pPr>
+    </w:p>
+    <w:p>
+      <w:pPr>
+        <w:spacing w:before="0" w:after="0"/>
+      </w:pPr>
+    </w:p>
+    <w:p>
+      <w:pPr>
+        <w:spacing w:before="0" w:after="0"/>
+      </w:pPr>
+    </w:p>
+    <w:p>
+      <w:pPr>
+        <w:spacing w:before="0" w:after="0"/>
+      </w:pPr>
+    </w:p>
+    <w:p>
+      <w:pPr>
+        <w:spacing w:before="0" w:after="0"/>
+      </w:pPr>
+    </w:p>
+    <w:p>
+      <w:pPr>
+        <w:spacing w:before="0" w:after="0"/>
+      </w:pPr>
+    </w:p>
+    <w:p>
+      <w:pPr>
+        <w:spacing w:before="0" w:after="0"/>
+      </w:pPr>
+    </w:p>
+    <w:p>
+      <w:pPr>
+        <w:spacing w:before="0" w:after="0"/>
+      </w:pPr>
+    </w:p>
+    <w:p>
+      <w:pPr>
         <w:spacing w:before="160" w:after="80"/>
       </w:pPr>
       <w:r>
@@ -39630,6 +40978,46 @@
         </w:rPr>
         <w:t>？</w:t>
       </w:r>
+    </w:p>
+    <w:p>
+      <w:pPr>
+        <w:spacing w:before="0" w:after="0"/>
+      </w:pPr>
+    </w:p>
+    <w:p>
+      <w:pPr>
+        <w:spacing w:before="0" w:after="0"/>
+      </w:pPr>
+    </w:p>
+    <w:p>
+      <w:pPr>
+        <w:spacing w:before="0" w:after="0"/>
+      </w:pPr>
+    </w:p>
+    <w:p>
+      <w:pPr>
+        <w:spacing w:before="0" w:after="0"/>
+      </w:pPr>
+    </w:p>
+    <w:p>
+      <w:pPr>
+        <w:spacing w:before="0" w:after="0"/>
+      </w:pPr>
+    </w:p>
+    <w:p>
+      <w:pPr>
+        <w:spacing w:before="0" w:after="0"/>
+      </w:pPr>
+    </w:p>
+    <w:p>
+      <w:pPr>
+        <w:spacing w:before="0" w:after="0"/>
+      </w:pPr>
+    </w:p>
+    <w:p>
+      <w:pPr>
+        <w:spacing w:before="0" w:after="0"/>
+      </w:pPr>
     </w:p>
     <w:p>
       <w:pPr>
@@ -40774,6 +42162,46 @@
     </w:p>
     <w:p>
       <w:pPr>
+        <w:spacing w:before="0" w:after="0"/>
+      </w:pPr>
+    </w:p>
+    <w:p>
+      <w:pPr>
+        <w:spacing w:before="0" w:after="0"/>
+      </w:pPr>
+    </w:p>
+    <w:p>
+      <w:pPr>
+        <w:spacing w:before="0" w:after="0"/>
+      </w:pPr>
+    </w:p>
+    <w:p>
+      <w:pPr>
+        <w:spacing w:before="0" w:after="0"/>
+      </w:pPr>
+    </w:p>
+    <w:p>
+      <w:pPr>
+        <w:spacing w:before="0" w:after="0"/>
+      </w:pPr>
+    </w:p>
+    <w:p>
+      <w:pPr>
+        <w:spacing w:before="0" w:after="0"/>
+      </w:pPr>
+    </w:p>
+    <w:p>
+      <w:pPr>
+        <w:spacing w:before="0" w:after="0"/>
+      </w:pPr>
+    </w:p>
+    <w:p>
+      <w:pPr>
+        <w:spacing w:before="0" w:after="0"/>
+      </w:pPr>
+    </w:p>
+    <w:p>
+      <w:pPr>
         <w:spacing w:before="160" w:after="80"/>
       </w:pPr>
       <w:r>
@@ -41036,6 +42464,21 @@
         </w:rPr>
         <w:t xml:space="preserve">。</w:t>
       </w:r>
+    </w:p>
+    <w:p>
+      <w:pPr>
+        <w:spacing w:before="0" w:after="0"/>
+      </w:pPr>
+    </w:p>
+    <w:p>
+      <w:pPr>
+        <w:spacing w:before="0" w:after="0"/>
+      </w:pPr>
+    </w:p>
+    <w:p>
+      <w:pPr>
+        <w:spacing w:before="0" w:after="0"/>
+      </w:pPr>
     </w:p>
     <w:p>
       <w:pPr>

--- a/00-首页/题组Word/习题书/第一篇-化学原理/2-化学平衡-学生版.docx
+++ b/00-首页/题组Word/习题书/第一篇-化学原理/2-化学平衡-学生版.docx
@@ -5190,6 +5190,14 @@
         <w:tblStyle w:val="Table"/>
         <w:tblW w:type="pct" w:w="5000"/>
         <w:tblLayout w:type="fixed"/>
+        <w:tblBorders>
+          <w:top w:val="single" w:sz="12" w:space="0" w:color="000000"/>
+          <w:left w:val="none" w:sz="0" w:space="0" w:color="auto"/>
+          <w:bottom w:val="single" w:sz="12" w:space="0" w:color="000000"/>
+          <w:right w:val="none" w:sz="0" w:space="0" w:color="auto"/>
+          <w:insideH w:val="none" w:sz="0" w:space="0" w:color="auto"/>
+          <w:insideV w:val="none" w:sz="0" w:space="0" w:color="auto"/>
+        </w:tblBorders>
         <w:tblLook w:firstRow="1" w:lastRow="0" w:firstColumn="0" w:lastColumn="0" w:noHBand="0" w:noVBand="0" w:val="0020"/>
       </w:tblPr>
       <w:tblGrid>
@@ -5203,7 +5211,11 @@
           <w:tblHeader w:val="on"/>
         </w:trPr>
         <w:tc>
-          <w:tcPr/>
+          <w:tcPr>
+            <w:tcBorders>
+              <w:bottom w:val="single" w:sz="8" w:space="0" w:color="000000"/>
+            </w:tcBorders>
+          </w:tcPr>
           <w:p>
             <w:pPr>
               <w:pStyle w:val="Compact"/>
@@ -5212,7 +5224,11 @@
           </w:p>
         </w:tc>
         <w:tc>
-          <w:tcPr/>
+          <w:tcPr>
+            <w:tcBorders>
+              <w:bottom w:val="single" w:sz="8" w:space="0" w:color="000000"/>
+            </w:tcBorders>
+          </w:tcPr>
           <w:p>
             <w:pPr>
               <w:pStyle w:val="Compact"/>
@@ -5266,7 +5282,11 @@
           </w:p>
         </w:tc>
         <w:tc>
-          <w:tcPr/>
+          <w:tcPr>
+            <w:tcBorders>
+              <w:bottom w:val="single" w:sz="8" w:space="0" w:color="000000"/>
+            </w:tcBorders>
+          </w:tcPr>
           <w:p>
             <w:pPr>
               <w:pStyle w:val="Compact"/>
@@ -5282,7 +5302,11 @@
           </w:p>
         </w:tc>
         <w:tc>
-          <w:tcPr/>
+          <w:tcPr>
+            <w:tcBorders>
+              <w:bottom w:val="single" w:sz="8" w:space="0" w:color="000000"/>
+            </w:tcBorders>
+          </w:tcPr>
           <w:p>
             <w:pPr>
               <w:pStyle w:val="Compact"/>
@@ -8890,6 +8914,14 @@
       <w:tblPr>
         <w:tblStyle w:val="Table"/>
         <w:tblW w:type="auto" w:w="0"/>
+        <w:tblBorders>
+          <w:top w:val="single" w:sz="12" w:space="0" w:color="000000"/>
+          <w:left w:val="none" w:sz="0" w:space="0" w:color="auto"/>
+          <w:bottom w:val="single" w:sz="12" w:space="0" w:color="000000"/>
+          <w:right w:val="none" w:sz="0" w:space="0" w:color="auto"/>
+          <w:insideH w:val="none" w:sz="0" w:space="0" w:color="auto"/>
+          <w:insideV w:val="none" w:sz="0" w:space="0" w:color="auto"/>
+        </w:tblBorders>
         <w:tblLook w:firstRow="1" w:lastRow="0" w:firstColumn="0" w:lastColumn="0" w:noHBand="0" w:noVBand="0" w:val="0020"/>
       </w:tblPr>
       <w:tblGrid>
@@ -8905,7 +8937,11 @@
           <w:tblHeader w:val="on"/>
         </w:trPr>
         <w:tc>
-          <w:tcPr/>
+          <w:tcPr>
+            <w:tcBorders>
+              <w:bottom w:val="single" w:sz="8" w:space="0" w:color="000000"/>
+            </w:tcBorders>
+          </w:tcPr>
           <w:p>
             <w:pPr>
               <w:pStyle w:val="Compact"/>
@@ -8921,7 +8957,11 @@
           </w:p>
         </w:tc>
         <w:tc>
-          <w:tcPr/>
+          <w:tcPr>
+            <w:tcBorders>
+              <w:bottom w:val="single" w:sz="8" w:space="0" w:color="000000"/>
+            </w:tcBorders>
+          </w:tcPr>
           <w:p>
             <w:pPr>
               <w:pStyle w:val="Compact"/>
@@ -8937,7 +8977,11 @@
           </w:p>
         </w:tc>
         <w:tc>
-          <w:tcPr/>
+          <w:tcPr>
+            <w:tcBorders>
+              <w:bottom w:val="single" w:sz="8" w:space="0" w:color="000000"/>
+            </w:tcBorders>
+          </w:tcPr>
           <w:p>
             <w:pPr>
               <w:pStyle w:val="Compact"/>
@@ -8953,7 +8997,11 @@
           </w:p>
         </w:tc>
         <w:tc>
-          <w:tcPr/>
+          <w:tcPr>
+            <w:tcBorders>
+              <w:bottom w:val="single" w:sz="8" w:space="0" w:color="000000"/>
+            </w:tcBorders>
+          </w:tcPr>
           <w:p>
             <w:pPr>
               <w:pStyle w:val="Compact"/>
@@ -8969,7 +9017,11 @@
           </w:p>
         </w:tc>
         <w:tc>
-          <w:tcPr/>
+          <w:tcPr>
+            <w:tcBorders>
+              <w:bottom w:val="single" w:sz="8" w:space="0" w:color="000000"/>
+            </w:tcBorders>
+          </w:tcPr>
           <w:p>
             <w:pPr>
               <w:pStyle w:val="Compact"/>
@@ -8985,7 +9037,11 @@
           </w:p>
         </w:tc>
         <w:tc>
-          <w:tcPr/>
+          <w:tcPr>
+            <w:tcBorders>
+              <w:bottom w:val="single" w:sz="8" w:space="0" w:color="000000"/>
+            </w:tcBorders>
+          </w:tcPr>
           <w:p>
             <w:pPr>
               <w:pStyle w:val="Compact"/>
@@ -13990,6 +14046,14 @@
       <w:tblPr>
         <w:tblStyle w:val="Table"/>
         <w:tblW w:type="auto" w:w="0"/>
+        <w:tblBorders>
+          <w:top w:val="single" w:sz="12" w:space="0" w:color="000000"/>
+          <w:left w:val="none" w:sz="0" w:space="0" w:color="auto"/>
+          <w:bottom w:val="single" w:sz="12" w:space="0" w:color="000000"/>
+          <w:right w:val="none" w:sz="0" w:space="0" w:color="auto"/>
+          <w:insideH w:val="none" w:sz="0" w:space="0" w:color="auto"/>
+          <w:insideV w:val="none" w:sz="0" w:space="0" w:color="auto"/>
+        </w:tblBorders>
         <w:tblLook w:firstRow="1" w:lastRow="0" w:firstColumn="0" w:lastColumn="0" w:noHBand="0" w:noVBand="0" w:val="0020"/>
       </w:tblPr>
       <w:tblGrid>
@@ -14003,7 +14067,11 @@
           <w:tblHeader w:val="on"/>
         </w:trPr>
         <w:tc>
-          <w:tcPr/>
+          <w:tcPr>
+            <w:tcBorders>
+              <w:bottom w:val="single" w:sz="8" w:space="0" w:color="000000"/>
+            </w:tcBorders>
+          </w:tcPr>
           <w:p>
             <w:pPr>
               <w:pStyle w:val="Compact"/>
@@ -14041,7 +14109,11 @@
           </w:p>
         </w:tc>
         <w:tc>
-          <w:tcPr/>
+          <w:tcPr>
+            <w:tcBorders>
+              <w:bottom w:val="single" w:sz="8" w:space="0" w:color="000000"/>
+            </w:tcBorders>
+          </w:tcPr>
           <w:p>
             <w:pPr>
               <w:pStyle w:val="Compact"/>
@@ -14057,7 +14129,11 @@
           </w:p>
         </w:tc>
         <w:tc>
-          <w:tcPr/>
+          <w:tcPr>
+            <w:tcBorders>
+              <w:bottom w:val="single" w:sz="8" w:space="0" w:color="000000"/>
+            </w:tcBorders>
+          </w:tcPr>
           <w:p>
             <w:pPr>
               <w:pStyle w:val="Compact"/>
@@ -14073,7 +14149,11 @@
           </w:p>
         </w:tc>
         <w:tc>
-          <w:tcPr/>
+          <w:tcPr>
+            <w:tcBorders>
+              <w:bottom w:val="single" w:sz="8" w:space="0" w:color="000000"/>
+            </w:tcBorders>
+          </w:tcPr>
           <w:p>
             <w:pPr>
               <w:pStyle w:val="Compact"/>
@@ -14216,8 +14296,8 @@
     <w:p>
       <w:pPr>
         <w:pStyle w:val="BodyText"/>
+        <w:spacing w:before="0" w:after="0"/>
         <w:ind w:left="480" w:hanging="480"/>
-        <w:spacing w:after="0"/>
       </w:pPr>
       <w:r>
         <w:rPr>
@@ -14241,20 +14321,45 @@
     <w:p>
       <w:pPr>
         <w:pStyle w:val="BodyText"/>
+        <w:spacing w:before="0" w:after="0"/>
         <w:ind w:left="480" w:hanging="480"/>
+      </w:pPr>
+      <w:r>
+        <w:rPr>
+          <w:rFonts w:ascii="Times New Roman" w:hAnsi="Times New Roman" w:eastAsia="Times New Roman" w:cs="Times New Roman"/>
+        </w:rPr>
+        <w:t xml:space="preserve">B. </w:t>
+      </w:r>
+      <w:r>
+        <w:rPr>
+          <w:rFonts w:hint="eastAsia" w:ascii="Times New Roman" w:hAnsi="Times New Roman" w:eastAsia="FangSong" w:cs="Times New Roman"/>
+        </w:rPr>
+        <w:t xml:space="preserve">镁橄榄石生成</w:t>
+      </w:r>
+      <w:r>
+        <w:rPr>
+          <w:rFonts w:ascii="Times New Roman" w:hAnsi="Times New Roman" w:eastAsia="Times New Roman" w:cs="Times New Roman"/>
+        </w:rPr>
+        <w:t xml:space="preserve">　</w:t>
+      </w:r>
+    </w:p>
+    <w:p>
+      <w:pPr>
+        <w:pStyle w:val="BodyText"/>
         <w:spacing w:before="0" w:after="0"/>
-      </w:pPr>
-      <w:r>
-        <w:rPr>
-          <w:rFonts w:ascii="Times New Roman" w:hAnsi="Times New Roman" w:eastAsia="Times New Roman" w:cs="Times New Roman"/>
-        </w:rPr>
-        <w:t xml:space="preserve">B. </w:t>
-      </w:r>
-      <w:r>
-        <w:rPr>
-          <w:rFonts w:hint="eastAsia" w:ascii="Times New Roman" w:hAnsi="Times New Roman" w:eastAsia="FangSong" w:cs="Times New Roman"/>
-        </w:rPr>
-        <w:t xml:space="preserve">镁橄榄石生成</w:t>
+        <w:ind w:left="480" w:hanging="480"/>
+      </w:pPr>
+      <w:r>
+        <w:rPr>
+          <w:rFonts w:ascii="Times New Roman" w:hAnsi="Times New Roman" w:eastAsia="Times New Roman" w:cs="Times New Roman"/>
+        </w:rPr>
+        <w:t xml:space="preserve">C. </w:t>
+      </w:r>
+      <w:r>
+        <w:rPr>
+          <w:rFonts w:hint="eastAsia" w:ascii="Times New Roman" w:hAnsi="Times New Roman" w:eastAsia="FangSong" w:cs="Times New Roman"/>
+        </w:rPr>
+        <w:t xml:space="preserve">钙长石和镁橄榄石共存</w:t>
       </w:r>
       <w:r>
         <w:rPr>
@@ -14266,33 +14371,8 @@
     <w:p>
       <w:pPr>
         <w:pStyle w:val="BodyText"/>
+        <w:spacing w:before="0" w:after="0"/>
         <w:ind w:left="480" w:hanging="480"/>
-        <w:spacing w:before="0" w:after="0"/>
-      </w:pPr>
-      <w:r>
-        <w:rPr>
-          <w:rFonts w:ascii="Times New Roman" w:hAnsi="Times New Roman" w:eastAsia="Times New Roman" w:cs="Times New Roman"/>
-        </w:rPr>
-        <w:t xml:space="preserve">C. </w:t>
-      </w:r>
-      <w:r>
-        <w:rPr>
-          <w:rFonts w:hint="eastAsia" w:ascii="Times New Roman" w:hAnsi="Times New Roman" w:eastAsia="FangSong" w:cs="Times New Roman"/>
-        </w:rPr>
-        <w:t xml:space="preserve">钙长石和镁橄榄石共存</w:t>
-      </w:r>
-      <w:r>
-        <w:rPr>
-          <w:rFonts w:ascii="Times New Roman" w:hAnsi="Times New Roman" w:eastAsia="Times New Roman" w:cs="Times New Roman"/>
-        </w:rPr>
-        <w:t xml:space="preserve">　</w:t>
-      </w:r>
-    </w:p>
-    <w:p>
-      <w:pPr>
-        <w:pStyle w:val="BodyText"/>
-        <w:ind w:left="480" w:hanging="480"/>
-        <w:spacing w:before="0" w:after="180"/>
       </w:pPr>
       <w:r>
         <w:rPr>
@@ -15826,6 +15906,14 @@
       <w:tblPr>
         <w:tblStyle w:val="Table"/>
         <w:tblW w:type="auto" w:w="0"/>
+        <w:tblBorders>
+          <w:top w:val="single" w:sz="12" w:space="0" w:color="000000"/>
+          <w:left w:val="none" w:sz="0" w:space="0" w:color="auto"/>
+          <w:bottom w:val="single" w:sz="12" w:space="0" w:color="000000"/>
+          <w:right w:val="none" w:sz="0" w:space="0" w:color="auto"/>
+          <w:insideH w:val="none" w:sz="0" w:space="0" w:color="auto"/>
+          <w:insideV w:val="none" w:sz="0" w:space="0" w:color="auto"/>
+        </w:tblBorders>
         <w:tblLook w:firstRow="1" w:lastRow="0" w:firstColumn="0" w:lastColumn="0" w:noHBand="0" w:noVBand="0" w:val="0020"/>
       </w:tblPr>
       <w:tblGrid>
@@ -15841,7 +15929,11 @@
           <w:tblHeader w:val="on"/>
         </w:trPr>
         <w:tc>
-          <w:tcPr/>
+          <w:tcPr>
+            <w:tcBorders>
+              <w:bottom w:val="single" w:sz="8" w:space="0" w:color="000000"/>
+            </w:tcBorders>
+          </w:tcPr>
           <w:p>
             <w:pPr>
               <w:pStyle w:val="Compact"/>
@@ -15857,7 +15949,11 @@
           </w:p>
         </w:tc>
         <w:tc>
-          <w:tcPr/>
+          <w:tcPr>
+            <w:tcBorders>
+              <w:bottom w:val="single" w:sz="8" w:space="0" w:color="000000"/>
+            </w:tcBorders>
+          </w:tcPr>
           <w:p>
             <w:pPr>
               <w:pStyle w:val="Compact"/>
@@ -15873,7 +15969,11 @@
           </w:p>
         </w:tc>
         <w:tc>
-          <w:tcPr/>
+          <w:tcPr>
+            <w:tcBorders>
+              <w:bottom w:val="single" w:sz="8" w:space="0" w:color="000000"/>
+            </w:tcBorders>
+          </w:tcPr>
           <w:p>
             <w:pPr>
               <w:pStyle w:val="Compact"/>
@@ -15889,7 +15989,11 @@
           </w:p>
         </w:tc>
         <w:tc>
-          <w:tcPr/>
+          <w:tcPr>
+            <w:tcBorders>
+              <w:bottom w:val="single" w:sz="8" w:space="0" w:color="000000"/>
+            </w:tcBorders>
+          </w:tcPr>
           <w:p>
             <w:pPr>
               <w:pStyle w:val="Compact"/>
@@ -15905,7 +16009,11 @@
           </w:p>
         </w:tc>
         <w:tc>
-          <w:tcPr/>
+          <w:tcPr>
+            <w:tcBorders>
+              <w:bottom w:val="single" w:sz="8" w:space="0" w:color="000000"/>
+            </w:tcBorders>
+          </w:tcPr>
           <w:p>
             <w:pPr>
               <w:pStyle w:val="Compact"/>
@@ -15921,7 +16029,11 @@
           </w:p>
         </w:tc>
         <w:tc>
-          <w:tcPr/>
+          <w:tcPr>
+            <w:tcBorders>
+              <w:bottom w:val="single" w:sz="8" w:space="0" w:color="000000"/>
+            </w:tcBorders>
+          </w:tcPr>
           <w:p>
             <w:pPr>
               <w:pStyle w:val="Compact"/>
@@ -16075,6 +16187,7 @@
     <w:p>
       <w:pPr>
         <w:pStyle w:val="BodyText"/>
+        <w:spacing w:before="0" w:after="0"/>
       </w:pPr>
       <w:r>
         <w:rPr>
@@ -16092,6 +16205,7 @@
     <w:p>
       <w:pPr>
         <w:pStyle w:val="BodyText"/>
+        <w:spacing w:before="0" w:after="0"/>
       </w:pPr>
       <w:r>
         <w:rPr>
@@ -16121,6 +16235,7 @@
     <w:p>
       <w:pPr>
         <w:pStyle w:val="BodyText"/>
+        <w:spacing w:before="0" w:after="0"/>
       </w:pPr>
       <w:r>
         <w:rPr>
@@ -16374,6 +16489,7 @@
     <w:p>
       <w:pPr>
         <w:pStyle w:val="BodyText"/>
+        <w:spacing w:before="0" w:after="0"/>
       </w:pPr>
       <w:r>
         <w:rPr>
@@ -21513,6 +21629,14 @@
       <w:tblPr>
         <w:tblStyle w:val="Table"/>
         <w:tblW w:type="auto" w:w="0"/>
+        <w:tblBorders>
+          <w:top w:val="single" w:sz="12" w:space="0" w:color="000000"/>
+          <w:left w:val="none" w:sz="0" w:space="0" w:color="auto"/>
+          <w:bottom w:val="single" w:sz="12" w:space="0" w:color="000000"/>
+          <w:right w:val="none" w:sz="0" w:space="0" w:color="auto"/>
+          <w:insideH w:val="none" w:sz="0" w:space="0" w:color="auto"/>
+          <w:insideV w:val="none" w:sz="0" w:space="0" w:color="auto"/>
+        </w:tblBorders>
         <w:tblLook w:firstRow="1" w:lastRow="0" w:firstColumn="0" w:lastColumn="0" w:noHBand="0" w:noVBand="0" w:val="0020"/>
       </w:tblPr>
       <w:tblGrid>
@@ -21530,7 +21654,11 @@
           <w:tblHeader w:val="on"/>
         </w:trPr>
         <w:tc>
-          <w:tcPr/>
+          <w:tcPr>
+            <w:tcBorders>
+              <w:bottom w:val="single" w:sz="8" w:space="0" w:color="000000"/>
+            </w:tcBorders>
+          </w:tcPr>
           <w:p>
             <w:pPr>
               <w:pStyle w:val="Compact"/>
@@ -21590,7 +21718,11 @@
           </w:p>
         </w:tc>
         <w:tc>
-          <w:tcPr/>
+          <w:tcPr>
+            <w:tcBorders>
+              <w:bottom w:val="single" w:sz="8" w:space="0" w:color="000000"/>
+            </w:tcBorders>
+          </w:tcPr>
           <w:p>
             <w:pPr>
               <w:pStyle w:val="Compact"/>
@@ -21606,7 +21738,11 @@
           </w:p>
         </w:tc>
         <w:tc>
-          <w:tcPr/>
+          <w:tcPr>
+            <w:tcBorders>
+              <w:bottom w:val="single" w:sz="8" w:space="0" w:color="000000"/>
+            </w:tcBorders>
+          </w:tcPr>
           <w:p>
             <w:pPr>
               <w:pStyle w:val="Compact"/>
@@ -21622,7 +21758,11 @@
           </w:p>
         </w:tc>
         <w:tc>
-          <w:tcPr/>
+          <w:tcPr>
+            <w:tcBorders>
+              <w:bottom w:val="single" w:sz="8" w:space="0" w:color="000000"/>
+            </w:tcBorders>
+          </w:tcPr>
           <w:p>
             <w:pPr>
               <w:pStyle w:val="Compact"/>
@@ -21638,7 +21778,11 @@
           </w:p>
         </w:tc>
         <w:tc>
-          <w:tcPr/>
+          <w:tcPr>
+            <w:tcBorders>
+              <w:bottom w:val="single" w:sz="8" w:space="0" w:color="000000"/>
+            </w:tcBorders>
+          </w:tcPr>
           <w:p>
             <w:pPr>
               <w:pStyle w:val="Compact"/>
@@ -21654,7 +21798,11 @@
           </w:p>
         </w:tc>
         <w:tc>
-          <w:tcPr/>
+          <w:tcPr>
+            <w:tcBorders>
+              <w:bottom w:val="single" w:sz="8" w:space="0" w:color="000000"/>
+            </w:tcBorders>
+          </w:tcPr>
           <w:p>
             <w:pPr>
               <w:pStyle w:val="Compact"/>
@@ -21670,7 +21818,11 @@
           </w:p>
         </w:tc>
         <w:tc>
-          <w:tcPr/>
+          <w:tcPr>
+            <w:tcBorders>
+              <w:bottom w:val="single" w:sz="8" w:space="0" w:color="000000"/>
+            </w:tcBorders>
+          </w:tcPr>
           <w:p>
             <w:pPr>
               <w:pStyle w:val="Compact"/>
@@ -21686,7 +21838,11 @@
           </w:p>
         </w:tc>
         <w:tc>
-          <w:tcPr/>
+          <w:tcPr>
+            <w:tcBorders>
+              <w:bottom w:val="single" w:sz="8" w:space="0" w:color="000000"/>
+            </w:tcBorders>
+          </w:tcPr>
           <w:p>
             <w:pPr>
               <w:pStyle w:val="Compact"/>
@@ -22759,6 +22915,14 @@
       <w:tblPr>
         <w:tblStyle w:val="Table"/>
         <w:tblW w:type="auto" w:w="0"/>
+        <w:tblBorders>
+          <w:top w:val="single" w:sz="12" w:space="0" w:color="000000"/>
+          <w:left w:val="none" w:sz="0" w:space="0" w:color="auto"/>
+          <w:bottom w:val="single" w:sz="12" w:space="0" w:color="000000"/>
+          <w:right w:val="none" w:sz="0" w:space="0" w:color="auto"/>
+          <w:insideH w:val="none" w:sz="0" w:space="0" w:color="auto"/>
+          <w:insideV w:val="none" w:sz="0" w:space="0" w:color="auto"/>
+        </w:tblBorders>
         <w:tblLook w:firstRow="1" w:lastRow="0" w:firstColumn="0" w:lastColumn="0" w:noHBand="0" w:noVBand="0" w:val="0020"/>
       </w:tblPr>
       <w:tblGrid>
@@ -22771,7 +22935,11 @@
           <w:tblHeader w:val="on"/>
         </w:trPr>
         <w:tc>
-          <w:tcPr/>
+          <w:tcPr>
+            <w:tcBorders>
+              <w:bottom w:val="single" w:sz="8" w:space="0" w:color="000000"/>
+            </w:tcBorders>
+          </w:tcPr>
           <w:p>
             <w:pPr>
               <w:pStyle w:val="Compact"/>
@@ -22787,7 +22955,11 @@
           </w:p>
         </w:tc>
         <w:tc>
-          <w:tcPr/>
+          <w:tcPr>
+            <w:tcBorders>
+              <w:bottom w:val="single" w:sz="8" w:space="0" w:color="000000"/>
+            </w:tcBorders>
+          </w:tcPr>
           <w:p>
             <w:pPr>
               <w:pStyle w:val="Compact"/>
@@ -22803,7 +22975,11 @@
           </w:p>
         </w:tc>
         <w:tc>
-          <w:tcPr/>
+          <w:tcPr>
+            <w:tcBorders>
+              <w:bottom w:val="single" w:sz="8" w:space="0" w:color="000000"/>
+            </w:tcBorders>
+          </w:tcPr>
           <w:p>
             <w:pPr>
               <w:pStyle w:val="Compact"/>
@@ -28573,6 +28749,14 @@
         <w:tblStyle w:val="Table"/>
         <w:tblW w:type="pct" w:w="5000"/>
         <w:tblLayout w:type="fixed"/>
+        <w:tblBorders>
+          <w:top w:val="single" w:sz="12" w:space="0" w:color="000000"/>
+          <w:left w:val="none" w:sz="0" w:space="0" w:color="auto"/>
+          <w:bottom w:val="single" w:sz="12" w:space="0" w:color="000000"/>
+          <w:right w:val="none" w:sz="0" w:space="0" w:color="auto"/>
+          <w:insideH w:val="none" w:sz="0" w:space="0" w:color="auto"/>
+          <w:insideV w:val="none" w:sz="0" w:space="0" w:color="auto"/>
+        </w:tblBorders>
         <w:tblLook w:firstRow="1" w:lastRow="0" w:firstColumn="0" w:lastColumn="0" w:noHBand="0" w:noVBand="0" w:val="0020"/>
       </w:tblPr>
       <w:tblGrid>
@@ -28585,7 +28769,11 @@
           <w:tblHeader w:val="on"/>
         </w:trPr>
         <w:tc>
-          <w:tcPr/>
+          <w:tcPr>
+            <w:tcBorders>
+              <w:bottom w:val="single" w:sz="8" w:space="0" w:color="000000"/>
+            </w:tcBorders>
+          </w:tcPr>
           <w:p>
             <w:pPr>
               <w:pStyle w:val="Compact"/>
@@ -28601,7 +28789,11 @@
           </w:p>
         </w:tc>
         <w:tc>
-          <w:tcPr/>
+          <w:tcPr>
+            <w:tcBorders>
+              <w:bottom w:val="single" w:sz="8" w:space="0" w:color="000000"/>
+            </w:tcBorders>
+          </w:tcPr>
           <w:p>
             <w:pPr>
               <w:pStyle w:val="Compact"/>
@@ -28672,7 +28864,11 @@
           </w:p>
         </w:tc>
         <w:tc>
-          <w:tcPr/>
+          <w:tcPr>
+            <w:tcBorders>
+              <w:bottom w:val="single" w:sz="8" w:space="0" w:color="000000"/>
+            </w:tcBorders>
+          </w:tcPr>
           <w:p>
             <w:pPr>
               <w:pStyle w:val="Compact"/>
@@ -29479,6 +29675,7 @@
     <w:p>
       <w:pPr>
         <w:pStyle w:val="BodyText"/>
+        <w:spacing w:before="0" w:after="0"/>
       </w:pPr>
       <w:r>
         <w:rPr>
@@ -29520,6 +29717,7 @@
     <w:p>
       <w:pPr>
         <w:pStyle w:val="BodyText"/>
+        <w:spacing w:before="0" w:after="0"/>
       </w:pPr>
       <w:r>
         <w:rPr>
@@ -29585,6 +29783,7 @@
     <w:p>
       <w:pPr>
         <w:pStyle w:val="BodyText"/>
+        <w:spacing w:before="0" w:after="0"/>
       </w:pPr>
       <w:r>
         <w:rPr>
@@ -29702,6 +29901,7 @@
     <w:p>
       <w:pPr>
         <w:pStyle w:val="BodyText"/>
+        <w:spacing w:before="0" w:after="0"/>
       </w:pPr>
       <w:r>
         <w:rPr>
@@ -29987,6 +30187,7 @@
     <w:p>
       <w:pPr>
         <w:pStyle w:val="BodyText"/>
+        <w:spacing w:before="0" w:after="0"/>
       </w:pPr>
       <w:r>
         <w:rPr>
@@ -30028,6 +30229,7 @@
     <w:p>
       <w:pPr>
         <w:pStyle w:val="BodyText"/>
+        <w:spacing w:before="0" w:after="0"/>
       </w:pPr>
       <w:r>
         <w:rPr>
@@ -30069,6 +30271,7 @@
     <w:p>
       <w:pPr>
         <w:pStyle w:val="BodyText"/>
+        <w:spacing w:before="0" w:after="0"/>
       </w:pPr>
       <w:r>
         <w:rPr>
@@ -30086,6 +30289,7 @@
     <w:p>
       <w:pPr>
         <w:pStyle w:val="BodyText"/>
+        <w:spacing w:before="0" w:after="0"/>
       </w:pPr>
       <w:r>
         <w:rPr>
@@ -30644,6 +30848,7 @@
     <w:p>
       <w:pPr>
         <w:pStyle w:val="BodyText"/>
+        <w:spacing w:before="0" w:after="0"/>
       </w:pPr>
       <w:r>
         <w:rPr>
@@ -30903,6 +31108,7 @@
     <w:p>
       <w:pPr>
         <w:pStyle w:val="BodyText"/>
+        <w:spacing w:before="0" w:after="0"/>
       </w:pPr>
       <w:r>
         <w:rPr>
@@ -31162,6 +31368,7 @@
     <w:p>
       <w:pPr>
         <w:pStyle w:val="BodyText"/>
+        <w:spacing w:before="0" w:after="0"/>
       </w:pPr>
       <w:r>
         <w:rPr>
@@ -31377,6 +31584,7 @@
     <w:p>
       <w:pPr>
         <w:pStyle w:val="BodyText"/>
+        <w:spacing w:before="0" w:after="0"/>
       </w:pPr>
       <w:r>
         <w:rPr>
@@ -31879,6 +32087,14 @@
       <w:tblPr>
         <w:tblStyle w:val="Table"/>
         <w:tblW w:type="auto" w:w="0"/>
+        <w:tblBorders>
+          <w:top w:val="single" w:sz="12" w:space="0" w:color="000000"/>
+          <w:left w:val="none" w:sz="0" w:space="0" w:color="auto"/>
+          <w:bottom w:val="single" w:sz="12" w:space="0" w:color="000000"/>
+          <w:right w:val="none" w:sz="0" w:space="0" w:color="auto"/>
+          <w:insideH w:val="none" w:sz="0" w:space="0" w:color="auto"/>
+          <w:insideV w:val="none" w:sz="0" w:space="0" w:color="auto"/>
+        </w:tblBorders>
         <w:tblLook w:firstRow="1" w:lastRow="0" w:firstColumn="0" w:lastColumn="0" w:noHBand="0" w:noVBand="0" w:val="0020"/>
       </w:tblPr>
       <w:tblGrid>
@@ -31892,7 +32108,11 @@
           <w:tblHeader w:val="on"/>
         </w:trPr>
         <w:tc>
-          <w:tcPr/>
+          <w:tcPr>
+            <w:tcBorders>
+              <w:bottom w:val="single" w:sz="8" w:space="0" w:color="000000"/>
+            </w:tcBorders>
+          </w:tcPr>
           <w:p>
             <w:pPr>
               <w:pStyle w:val="Compact"/>
@@ -31908,7 +32128,11 @@
           </w:p>
         </w:tc>
         <w:tc>
-          <w:tcPr/>
+          <w:tcPr>
+            <w:tcBorders>
+              <w:bottom w:val="single" w:sz="8" w:space="0" w:color="000000"/>
+            </w:tcBorders>
+          </w:tcPr>
           <w:p>
             <w:pPr>
               <w:pStyle w:val="Compact"/>
@@ -31924,7 +32148,11 @@
           </w:p>
         </w:tc>
         <w:tc>
-          <w:tcPr/>
+          <w:tcPr>
+            <w:tcBorders>
+              <w:bottom w:val="single" w:sz="8" w:space="0" w:color="000000"/>
+            </w:tcBorders>
+          </w:tcPr>
           <w:p>
             <w:pPr>
               <w:pStyle w:val="Compact"/>
@@ -31940,7 +32168,11 @@
           </w:p>
         </w:tc>
         <w:tc>
-          <w:tcPr/>
+          <w:tcPr>
+            <w:tcBorders>
+              <w:bottom w:val="single" w:sz="8" w:space="0" w:color="000000"/>
+            </w:tcBorders>
+          </w:tcPr>
           <w:p>
             <w:pPr>
               <w:pStyle w:val="Compact"/>
@@ -34360,6 +34592,7 @@
     <w:p>
       <w:pPr>
         <w:pStyle w:val="BodyText"/>
+        <w:spacing w:before="0" w:after="0"/>
       </w:pPr>
       <w:r>
         <w:rPr>
@@ -34377,8 +34610,8 @@
     <w:p>
       <w:pPr>
         <w:pStyle w:val="BodyText"/>
+        <w:spacing w:before="0" w:after="0"/>
         <w:ind w:left="480" w:hanging="480"/>
-        <w:spacing w:after="0"/>
       </w:pPr>
       <w:r>
         <w:rPr>
@@ -34402,104 +34635,106 @@
     <w:p>
       <w:pPr>
         <w:pStyle w:val="BodyText"/>
+        <w:spacing w:before="0" w:after="0"/>
         <w:ind w:left="480" w:hanging="480"/>
+      </w:pPr>
+      <w:r>
+        <w:rPr>
+          <w:rFonts w:hint="eastAsia" w:ascii="Times New Roman" w:hAnsi="Times New Roman" w:eastAsia="Times New Roman" w:cs="Times New Roman"/>
+        </w:rPr>
+        <w:t>(A):n</w:t>
+      </w:r>
+    </w:p>
+    <w:p>
+      <w:pPr>
+        <w:pStyle w:val="BodyText"/>
         <w:spacing w:before="0" w:after="0"/>
-      </w:pPr>
-      <w:r>
-        <w:rPr>
-          <w:rFonts w:hint="eastAsia" w:ascii="Times New Roman" w:hAnsi="Times New Roman" w:eastAsia="Times New Roman" w:cs="Times New Roman"/>
-        </w:rPr>
-        <w:t>(A):n</w:t>
+        <w:ind w:left="480" w:hanging="480"/>
+      </w:pPr>
+      <w:r>
+        <w:rPr>
+          <w:rFonts w:hint="eastAsia" w:ascii="Times New Roman" w:hAnsi="Times New Roman" w:eastAsia="Times New Roman" w:cs="Times New Roman"/>
+        </w:rPr>
+        <w:t>(B):n</w:t>
       </w:r>
     </w:p>
     <w:p>
       <w:pPr>
         <w:pStyle w:val="BodyText"/>
+        <w:spacing w:before="0" w:after="0"/>
         <w:ind w:left="480" w:hanging="480"/>
+      </w:pPr>
+      <w:r>
+        <w:rPr>
+          <w:rFonts w:hint="eastAsia" w:ascii="Times New Roman" w:hAnsi="Times New Roman" w:eastAsia="Times New Roman" w:cs="Times New Roman"/>
+        </w:rPr>
+        <w:t>(C)</w:t>
+      </w:r>
+      <w:r>
+        <w:rPr>
+          <w:rFonts w:ascii="Times New Roman" w:hAnsi="Times New Roman" w:eastAsia="Times New Roman" w:cs="Times New Roman"/>
+        </w:rPr>
+        <w:t xml:space="preserve"> </w:t>
+      </w:r>
+      <w:r>
+        <w:rPr>
+          <w:rFonts w:hint="eastAsia" w:ascii="Times New Roman" w:hAnsi="Times New Roman" w:eastAsia="FangSong" w:cs="Times New Roman"/>
+        </w:rPr>
+        <w:t xml:space="preserve">仍为</w:t>
+      </w:r>
+      <w:r>
+        <w:rPr>
+          <w:rFonts w:ascii="Times New Roman" w:hAnsi="Times New Roman" w:eastAsia="Times New Roman" w:cs="Times New Roman"/>
+        </w:rPr>
+        <w:t xml:space="preserve"> 2:2:1</w:t>
+      </w:r>
+    </w:p>
+    <w:p>
+      <w:pPr>
+        <w:pStyle w:val="BodyText"/>
         <w:spacing w:before="0" w:after="0"/>
       </w:pPr>
       <w:r>
         <w:rPr>
-          <w:rFonts w:hint="eastAsia" w:ascii="Times New Roman" w:hAnsi="Times New Roman" w:eastAsia="Times New Roman" w:cs="Times New Roman"/>
-        </w:rPr>
-        <w:t>(B):n</w:t>
+          <w:rFonts w:ascii="Times New Roman" w:hAnsi="Times New Roman" w:eastAsia="Times New Roman" w:cs="Times New Roman"/>
+        </w:rPr>
+        <w:t xml:space="preserve">C. </w:t>
+      </w:r>
+      <w:r>
+        <w:rPr>
+          <w:rFonts w:hint="eastAsia" w:ascii="Times New Roman" w:hAnsi="Times New Roman" w:eastAsia="FangSong" w:cs="Times New Roman"/>
+        </w:rPr>
+        <w:t>再达平衡时</w:t>
+      </w:r>
+      <w:r>
+        <w:rPr>
+          <w:rFonts w:hint="eastAsia" w:ascii="Times New Roman" w:hAnsi="Times New Roman" w:eastAsia="Times New Roman" w:cs="Times New Roman"/>
+        </w:rPr>
+        <w:t>，C</w:t>
+      </w:r>
+      <w:r>
+        <w:rPr>
+          <w:rFonts w:ascii="Times New Roman" w:hAnsi="Times New Roman" w:eastAsia="Times New Roman" w:cs="Times New Roman"/>
+        </w:rPr>
+        <w:t xml:space="preserve"> </w:t>
+      </w:r>
+      <w:r>
+        <w:rPr>
+          <w:rFonts w:hint="eastAsia" w:ascii="Times New Roman" w:hAnsi="Times New Roman" w:eastAsia="FangSong" w:cs="Times New Roman"/>
+        </w:rPr>
+        <w:t xml:space="preserve">的体积分数将大于</w:t>
+      </w:r>
+      <w:r>
+        <w:rPr>
+          <w:rFonts w:ascii="Times New Roman" w:hAnsi="Times New Roman" w:eastAsia="Times New Roman" w:cs="Times New Roman"/>
+        </w:rPr>
+        <w:t xml:space="preserve"> 20%</w:t>
       </w:r>
     </w:p>
     <w:p>
       <w:pPr>
         <w:pStyle w:val="BodyText"/>
-        <w:ind w:left="480" w:hanging="480"/>
-        <w:spacing w:before="0" w:after="180"/>
-      </w:pPr>
-      <w:r>
-        <w:rPr>
-          <w:rFonts w:hint="eastAsia" w:ascii="Times New Roman" w:hAnsi="Times New Roman" w:eastAsia="Times New Roman" w:cs="Times New Roman"/>
-        </w:rPr>
-        <w:t>(C)</w:t>
-      </w:r>
-      <w:r>
-        <w:rPr>
-          <w:rFonts w:ascii="Times New Roman" w:hAnsi="Times New Roman" w:eastAsia="Times New Roman" w:cs="Times New Roman"/>
-        </w:rPr>
-        <w:t xml:space="preserve"> </w:t>
-      </w:r>
-      <w:r>
-        <w:rPr>
-          <w:rFonts w:hint="eastAsia" w:ascii="Times New Roman" w:hAnsi="Times New Roman" w:eastAsia="FangSong" w:cs="Times New Roman"/>
-        </w:rPr>
-        <w:t xml:space="preserve">仍为</w:t>
-      </w:r>
-      <w:r>
-        <w:rPr>
-          <w:rFonts w:ascii="Times New Roman" w:hAnsi="Times New Roman" w:eastAsia="Times New Roman" w:cs="Times New Roman"/>
-        </w:rPr>
-        <w:t xml:space="preserve"> 2:2:1</w:t>
-      </w:r>
-    </w:p>
-    <w:p>
-      <w:pPr>
-        <w:pStyle w:val="BodyText"/>
-      </w:pPr>
-      <w:r>
-        <w:rPr>
-          <w:rFonts w:ascii="Times New Roman" w:hAnsi="Times New Roman" w:eastAsia="Times New Roman" w:cs="Times New Roman"/>
-        </w:rPr>
-        <w:t xml:space="preserve">C. </w:t>
-      </w:r>
-      <w:r>
-        <w:rPr>
-          <w:rFonts w:hint="eastAsia" w:ascii="Times New Roman" w:hAnsi="Times New Roman" w:eastAsia="FangSong" w:cs="Times New Roman"/>
-        </w:rPr>
-        <w:t>再达平衡时</w:t>
-      </w:r>
-      <w:r>
-        <w:rPr>
-          <w:rFonts w:hint="eastAsia" w:ascii="Times New Roman" w:hAnsi="Times New Roman" w:eastAsia="Times New Roman" w:cs="Times New Roman"/>
-        </w:rPr>
-        <w:t>，C</w:t>
-      </w:r>
-      <w:r>
-        <w:rPr>
-          <w:rFonts w:ascii="Times New Roman" w:hAnsi="Times New Roman" w:eastAsia="Times New Roman" w:cs="Times New Roman"/>
-        </w:rPr>
-        <w:t xml:space="preserve"> </w:t>
-      </w:r>
-      <w:r>
-        <w:rPr>
-          <w:rFonts w:hint="eastAsia" w:ascii="Times New Roman" w:hAnsi="Times New Roman" w:eastAsia="FangSong" w:cs="Times New Roman"/>
-        </w:rPr>
-        <w:t xml:space="preserve">的体积分数将大于</w:t>
-      </w:r>
-      <w:r>
-        <w:rPr>
-          <w:rFonts w:ascii="Times New Roman" w:hAnsi="Times New Roman" w:eastAsia="Times New Roman" w:cs="Times New Roman"/>
-        </w:rPr>
-        <w:t xml:space="preserve"> 20%</w:t>
-      </w:r>
-    </w:p>
-    <w:p>
-      <w:pPr>
-        <w:pStyle w:val="BodyText"/>
+        <w:spacing w:before="0" w:after="0"/>
       </w:pPr>
       <w:r>
         <w:rPr>
@@ -43540,7 +43775,7 @@
     <ns0:rPr>
       <ns0:rFonts ns0:ascii="Times New Roman" ns0:cs="Times New Roman" ns0:eastAsia="SimHei" ns0:hAnsi="Times New Roman"/>
       <ns0:b/>
-      <ns0:color ns0:val="17324D"/>
+      <ns0:color ns0:val="000000"/>
       <ns0:sz ns0:val="44"/>
       <ns0:szCs ns0:val="56"/>
     </ns0:rPr>
@@ -43682,7 +43917,7 @@
     <ns0:rPr>
       <ns0:rFonts ns0:ascii="Times New Roman" ns0:cs="Times New Roman" ns0:eastAsia="SimHei" ns0:hAnsi="Times New Roman"/>
       <ns0:b/>
-      <ns0:color ns0:val="17324D"/>
+      <ns0:color ns0:val="000000"/>
       <ns0:sz ns0:val="32"/>
       <ns0:szCs ns0:val="40"/>
     </ns0:rPr>
@@ -43706,7 +43941,7 @@
     <ns0:rPr>
       <ns0:rFonts ns0:ascii="Times New Roman" ns0:cs="Times New Roman" ns0:eastAsia="SimHei" ns0:hAnsi="Times New Roman"/>
       <ns0:b/>
-      <ns0:color ns0:val="17324D"/>
+      <ns0:color ns0:val="000000"/>
       <ns0:sz ns0:val="28"/>
       <ns0:szCs ns0:val="32"/>
     </ns0:rPr>
@@ -43730,7 +43965,7 @@
     <ns0:rPr>
       <ns0:rFonts ns0:ascii="Times New Roman" ns0:cs="Times New Roman" ns0:eastAsia="SimHei" ns0:hAnsi="Times New Roman"/>
       <ns0:b/>
-      <ns0:color ns0:val="17324D"/>
+      <ns0:color ns0:val="000000"/>
       <ns0:sz ns0:val="25"/>
       <ns0:szCs ns0:val="28"/>
     </ns0:rPr>
